--- a/Fase 2/Evidencias del Proyecto/SICMA_CUS_v1.1.docx
+++ b/Fase 2/Evidencias del Proyecto/SICMA_CUS_v1.1.docx
@@ -406,7 +406,7 @@
         <w:tab/>
       </w:r>
       <w:r>
-        <w:t>5</w:t>
+        <w:t>6</w:t>
       </w:r>
     </w:p>
     <w:p>
@@ -462,7 +462,7 @@
         <w:tab/>
       </w:r>
       <w:r>
-        <w:t>7</w:t>
+        <w:t>8</w:t>
       </w:r>
     </w:p>
     <w:p>
@@ -490,7 +490,7 @@
         <w:tab/>
       </w:r>
       <w:r>
-        <w:t>8</w:t>
+        <w:t>9</w:t>
       </w:r>
     </w:p>
     <w:p>
@@ -504,7 +504,7 @@
         <w:tab/>
       </w:r>
       <w:r>
-        <w:t>8</w:t>
+        <w:t>9</w:t>
       </w:r>
     </w:p>
     <w:p>
@@ -518,7 +518,7 @@
         <w:tab/>
       </w:r>
       <w:r>
-        <w:t>9</w:t>
+        <w:t>10</w:t>
       </w:r>
     </w:p>
     <w:p>
@@ -532,7 +532,7 @@
         <w:tab/>
       </w:r>
       <w:r>
-        <w:t>10</w:t>
+        <w:t>11</w:t>
       </w:r>
     </w:p>
     <w:p>
@@ -546,7 +546,7 @@
         <w:tab/>
       </w:r>
       <w:r>
-        <w:t>11</w:t>
+        <w:t>12</w:t>
       </w:r>
     </w:p>
     <w:p>
@@ -602,7 +602,7 @@
         <w:tab/>
       </w:r>
       <w:r>
-        <w:t>14</w:t>
+        <w:t>15</w:t>
       </w:r>
     </w:p>
     <w:p>
@@ -1397,7 +1397,7 @@
               <w:rPr>
                 <w:sz w:val="18"/>
               </w:rPr>
-              <w:t>Se alinean los casos de uso con el código del 25 de octubre (commit 59710a5d): lector SecuGen con agente (cierra D-03), comunicación con Power Automate por correo (cierra D-02), rol Contratistas y Administrador Privilegiado, personal externo con verificación de huella, estados de la intervención y gestión de alertas. Se redibuja el diagrama del módulo 5.</w:t>
+              <w:t>Se alinean los casos de uso con el código del 25 de octubre (commit 59710a5d): lector SecuGen con agente (cierra D-03), comunicación con Power Automate por correo (cierra D-02), rol Contratistas y Administrador Privilegiado, personal externo con verificación de huella, estados de la intervención y gestión de alertas. Se redibuja el diagrama del módulo 5. Corrección del mismo día: CU-20 ya no menciona "cambios solicitados", porque el código no tiene ningún flujo que asigne ese estado.</w:t>
             </w:r>
           </w:p>
         </w:tc>
@@ -5245,7 +5245,7 @@
         <w:pStyle w:val="Compact"/>
       </w:pPr>
       <w:r>
-        <w:t>Resultado: solicitud Aprobada o Rechazada, o con cambios solicitados. Una intervención aprobada no cambia activos, horario ni impacto; si hay cambios vuelve a Pendiente. El Administrador o la Jefatura pueden cancelar una intervención Pendiente o Aprobada.</w:t>
+        <w:t>Resultado: solicitud Aprobada o Rechazada. Una intervención aprobada no cambia activos, horario ni impacto. El Administrador o la Jefatura pueden cancelar una intervención Pendiente o Aprobada.</w:t>
       </w:r>
     </w:p>
     <w:p>

--- a/Fase 2/Evidencias del Proyecto/SICMA_CUS_v1.1.docx
+++ b/Fase 2/Evidencias del Proyecto/SICMA_CUS_v1.1.docx
@@ -1397,7 +1397,7 @@
               <w:rPr>
                 <w:sz w:val="18"/>
               </w:rPr>
-              <w:t>Se alinean los casos de uso con el código del 25 de octubre (commit 59710a5d): lector SecuGen con agente (cierra D-03), comunicación con Power Automate por correo (cierra D-02), rol Contratistas y Administrador Privilegiado, personal externo con verificación de huella, estados de la intervención y gestión de alertas. Se redibuja el diagrama del módulo 5. Corrección del mismo día: CU-20 ya no menciona "cambios solicitados", porque el código no tiene ningún flujo que asigne ese estado.</w:t>
+              <w:t>Se alinean los casos de uso con el código del 25 de octubre (commit 59710a5d): lector SecuGen con agente (cierra D-03), comunicación con Power Automate por correo (cierra D-02), rol Contratistas y Administrador Privilegiado, personal externo con verificación de huella, estados de la intervención y gestión de alertas. Se redibuja el diagrama del módulo 5. Corrección del mismo día: CU-20 ya no menciona "cambios solicitados", porque el código no tiene ningún flujo que asigne ese estado, y CU-20 se alinea con RN-03: la asignación puede ajustar horario, activos y personal.</w:t>
             </w:r>
           </w:p>
         </w:tc>
@@ -5245,7 +5245,7 @@
         <w:pStyle w:val="Compact"/>
       </w:pPr>
       <w:r>
-        <w:t>Resultado: solicitud Aprobada o Rechazada. Una intervención aprobada no cambia activos, horario ni impacto. El Administrador o la Jefatura pueden cancelar una intervención Pendiente o Aprobada.</w:t>
+        <w:t>Resultado: solicitud Aprobada o Rechazada. Al asignarla, el Administrador puede ajustar horario, activos y personal externo sin volver a pedir la aprobación. El Administrador o la Jefatura pueden cancelar una intervención Pendiente o Aprobada.</w:t>
       </w:r>
     </w:p>
     <w:p>

--- a/Fase 2/Evidencias del Proyecto/SICMA_CUS_v1.1.docx
+++ b/Fase 2/Evidencias del Proyecto/SICMA_CUS_v1.1.docx
@@ -1397,7 +1397,7 @@
               <w:rPr>
                 <w:sz w:val="18"/>
               </w:rPr>
-              <w:t>Se alinean los casos de uso con el código del 25 de octubre (commit 59710a5d): lector SecuGen con agente (cierra D-03), comunicación con Power Automate por correo (cierra D-02), rol Contratistas y Administrador Privilegiado, personal externo con verificación de huella, estados de la intervención y gestión de alertas. Se redibuja el diagrama del módulo 5. Corrección del mismo día: CU-20 ya no menciona "cambios solicitados", porque el código no tiene ningún flujo que asigne ese estado, y CU-20 se alinea con RN-03: la asignación puede ajustar horario, activos y personal.</w:t>
+              <w:t>Se alinean los casos de uso con el código del 25 de octubre (commit 59710a5d): lector SecuGen con agente (cierra D-03), comunicación con Power Automate por correo (cierra D-02), rol Contratistas y Administrador Privilegiado, personal externo con verificación de huella, estados de la intervención y gestión de alertas. Se redibuja el diagrama del módulo 5. Corrección del mismo día: CU-20 ya no menciona "cambios solicitados", porque el código no tiene ningún flujo que asigne ese estado, y CU-20 se alinea con RN-03: la asignación puede ajustar horario, activos y personal. Se quita la excepción de técnico con otra intervención en el mismo horario, que el código no controla.</w:t>
             </w:r>
           </w:p>
         </w:tc>
@@ -5321,7 +5321,7 @@
         <w:pStyle w:val="Compact"/>
       </w:pPr>
       <w:r>
-        <w:t xml:space="preserve">Excepciones: el Técnico ya tiene otra intervención en ese horario, SICMA avisa. Si falla el calendario, la asignación queda guardada y se reintenta el agendamiento.</w:t>
+        <w:t>Excepciones: la intervención no está Aprobada, SICMA rechaza la acción. Si falla el calendario, la asignación queda guardada y se reintenta el agendamiento.</w:t>
       </w:r>
     </w:p>
     <w:p>

--- a/Fase 2/Evidencias del Proyecto/SICMA_CUS_v1.1.docx
+++ b/Fase 2/Evidencias del Proyecto/SICMA_CUS_v1.1.docx
@@ -677,7 +677,7 @@
     <w:tbl>
       <w:tblPr>
         <w:tblStyle w:val="Table"/>
-        <w:tblW w:type="auto" w:w="0"/>
+        <w:tblW w:type="pct" w:w="5000"/>
         <w:tblLook w:firstRow="1" w:lastRow="0" w:firstColumn="0" w:lastColumn="0" w:noHBand="0" w:noVBand="0" w:val="0020"/>
         <w:jc w:val="start"/>
         <w:tblBorders>
@@ -690,8 +690,8 @@
         </w:tblBorders>
       </w:tblPr>
       <w:tblGrid>
-        <w:gridCol w:w="3960"/>
-        <w:gridCol w:w="3960"/>
+        <w:gridCol w:w="4419"/>
+        <w:gridCol w:w="4419"/>
       </w:tblGrid>
       <w:tr>
         <w:trPr>
@@ -700,7 +700,7 @@
         </w:trPr>
         <w:tc>
           <w:tcPr>
-            <w:tcW w:w="3960" w:type="dxa"/>
+            <w:tcW w:w="4419" w:type="dxa"/>
             <w:shd w:val="clear" w:color="auto" w:fill="D9E2F3"/>
           </w:tcPr>
           <w:p>
@@ -719,7 +719,7 @@
         </w:tc>
         <w:tc>
           <w:tcPr>
-            <w:tcW w:w="3960" w:type="dxa"/>
+            <w:tcW w:w="4419" w:type="dxa"/>
             <w:shd w:val="clear" w:color="auto" w:fill="D9E2F3"/>
           </w:tcPr>
           <w:p>
@@ -743,7 +743,7 @@
         </w:trPr>
         <w:tc>
           <w:tcPr>
-            <w:tcW w:w="3960" w:type="dxa"/>
+            <w:tcW w:w="4419" w:type="dxa"/>
           </w:tcPr>
           <w:p>
             <w:pPr>
@@ -760,7 +760,7 @@
         </w:tc>
         <w:tc>
           <w:tcPr>
-            <w:tcW w:w="3960" w:type="dxa"/>
+            <w:tcW w:w="4419" w:type="dxa"/>
           </w:tcPr>
           <w:p>
             <w:pPr>
@@ -782,7 +782,7 @@
         </w:trPr>
         <w:tc>
           <w:tcPr>
-            <w:tcW w:w="3960" w:type="dxa"/>
+            <w:tcW w:w="4419" w:type="dxa"/>
           </w:tcPr>
           <w:p>
             <w:pPr>
@@ -799,7 +799,7 @@
         </w:tc>
         <w:tc>
           <w:tcPr>
-            <w:tcW w:w="3960" w:type="dxa"/>
+            <w:tcW w:w="4419" w:type="dxa"/>
           </w:tcPr>
           <w:p>
             <w:pPr>
@@ -821,7 +821,7 @@
         </w:trPr>
         <w:tc>
           <w:tcPr>
-            <w:tcW w:w="3960" w:type="dxa"/>
+            <w:tcW w:w="4419" w:type="dxa"/>
           </w:tcPr>
           <w:p>
             <w:pPr>
@@ -838,7 +838,7 @@
         </w:tc>
         <w:tc>
           <w:tcPr>
-            <w:tcW w:w="3960" w:type="dxa"/>
+            <w:tcW w:w="4419" w:type="dxa"/>
           </w:tcPr>
           <w:p>
             <w:pPr>
@@ -860,7 +860,7 @@
         </w:trPr>
         <w:tc>
           <w:tcPr>
-            <w:tcW w:w="3960" w:type="dxa"/>
+            <w:tcW w:w="4419" w:type="dxa"/>
           </w:tcPr>
           <w:p>
             <w:pPr>
@@ -877,7 +877,7 @@
         </w:tc>
         <w:tc>
           <w:tcPr>
-            <w:tcW w:w="3960" w:type="dxa"/>
+            <w:tcW w:w="4419" w:type="dxa"/>
           </w:tcPr>
           <w:p>
             <w:pPr>
@@ -899,7 +899,7 @@
         </w:trPr>
         <w:tc>
           <w:tcPr>
-            <w:tcW w:w="3960" w:type="dxa"/>
+            <w:tcW w:w="4419" w:type="dxa"/>
           </w:tcPr>
           <w:p>
             <w:pPr>
@@ -916,7 +916,7 @@
         </w:tc>
         <w:tc>
           <w:tcPr>
-            <w:tcW w:w="3960" w:type="dxa"/>
+            <w:tcW w:w="4419" w:type="dxa"/>
           </w:tcPr>
           <w:p>
             <w:pPr>
@@ -953,7 +953,7 @@
         <w:gridCol w:w="972"/>
         <w:gridCol w:w="1237"/>
         <w:gridCol w:w="1502"/>
-        <w:gridCol w:w="5126"/>
+        <w:gridCol w:w="5127"/>
       </w:tblGrid>
       <w:tr>
         <w:trPr>
@@ -1019,7 +1019,7 @@
         </w:tc>
         <w:tc>
           <w:tcPr>
-            <w:tcW w:w="5126" w:type="dxa"/>
+            <w:tcW w:w="5127" w:type="dxa"/>
             <w:shd w:val="clear" w:color="auto" w:fill="D9E2F3"/>
           </w:tcPr>
           <w:p>
@@ -1094,7 +1094,7 @@
         </w:tc>
         <w:tc>
           <w:tcPr>
-            <w:tcW w:w="5126" w:type="dxa"/>
+            <w:tcW w:w="5127" w:type="dxa"/>
           </w:tcPr>
           <w:p>
             <w:pPr>
@@ -1167,7 +1167,7 @@
         </w:tc>
         <w:tc>
           <w:tcPr>
-            <w:tcW w:w="5126" w:type="dxa"/>
+            <w:tcW w:w="5127" w:type="dxa"/>
           </w:tcPr>
           <w:p>
             <w:pPr>
@@ -1240,7 +1240,7 @@
         </w:tc>
         <w:tc>
           <w:tcPr>
-            <w:tcW w:w="5126" w:type="dxa"/>
+            <w:tcW w:w="5127" w:type="dxa"/>
           </w:tcPr>
           <w:p>
             <w:pPr>
@@ -1313,7 +1313,7 @@
         </w:tc>
         <w:tc>
           <w:tcPr>
-            <w:tcW w:w="5126" w:type="dxa"/>
+            <w:tcW w:w="5127" w:type="dxa"/>
           </w:tcPr>
           <w:p>
             <w:pPr>
@@ -1386,7 +1386,7 @@
         </w:tc>
         <w:tc>
           <w:tcPr>
-            <w:tcW w:w="5126" w:type="dxa"/>
+            <w:tcW w:w="5127" w:type="dxa"/>
           </w:tcPr>
           <w:p>
             <w:pPr>
@@ -1453,353 +1453,6 @@
           <w:sz w:val="22"/>
         </w:rPr>
         <w:t xml:space="preserve">Usa la notación de casos de uso de UML (OMG, ISO/IEC 19501). Hay un diagrama por módulo. Los óvalos son casos de uso, el rectángulo es SICMA y las figuras de fuera son actores. Una línea indica participación, no orden en el tiempo.</w:t>
-      </w:r>
-    </w:p>
-    <w:tbl>
-      <w:tblPr>
-        <w:tblStyle w:val="Table"/>
-        <w:tblW w:type="auto" w:w="0"/>
-        <w:tblLook w:firstRow="1" w:lastRow="0" w:firstColumn="0" w:lastColumn="0" w:noHBand="0" w:noVBand="0" w:val="0020"/>
-        <w:jc w:val="start"/>
-        <w:tblBorders>
-          <w:top w:val="single" w:sz="4" w:color="808080"/>
-          <w:left w:val="single" w:sz="4" w:color="808080"/>
-          <w:bottom w:val="single" w:sz="4" w:color="808080"/>
-          <w:right w:val="single" w:sz="4" w:color="808080"/>
-          <w:insideH w:val="single" w:sz="4" w:color="808080"/>
-          <w:insideV w:val="single" w:sz="4" w:color="808080"/>
-        </w:tblBorders>
-      </w:tblPr>
-      <w:tblGrid>
-        <w:gridCol w:w="4269"/>
-        <w:gridCol w:w="3646"/>
-      </w:tblGrid>
-      <w:tr>
-        <w:trPr>
-          <w:tblHeader w:val="true"/>
-          <w:cantSplit/>
-        </w:trPr>
-        <w:tc>
-          <w:tcPr>
-            <w:tcW w:w="4269" w:type="dxa"/>
-            <w:shd w:val="clear" w:color="auto" w:fill="D9E2F3"/>
-          </w:tcPr>
-          <w:p>
-            <w:pPr>
-              <w:pStyle w:val="Compact"/>
-              <w:jc w:val="left"/>
-            </w:pPr>
-            <w:r>
-              <w:rPr>
-                <w:b/>
-                <w:sz w:val="18"/>
-              </w:rPr>
-              <w:t xml:space="preserve">Módulo</w:t>
-            </w:r>
-          </w:p>
-        </w:tc>
-        <w:tc>
-          <w:tcPr>
-            <w:tcW w:w="3646" w:type="dxa"/>
-            <w:shd w:val="clear" w:color="auto" w:fill="D9E2F3"/>
-          </w:tcPr>
-          <w:p>
-            <w:pPr>
-              <w:pStyle w:val="Compact"/>
-              <w:jc w:val="left"/>
-            </w:pPr>
-            <w:r>
-              <w:rPr>
-                <w:b/>
-                <w:sz w:val="18"/>
-              </w:rPr>
-              <w:t xml:space="preserve">Casos de uso</w:t>
-            </w:r>
-          </w:p>
-        </w:tc>
-      </w:tr>
-      <w:tr>
-        <w:trPr>
-          <w:cantSplit/>
-        </w:trPr>
-        <w:tc>
-          <w:tcPr>
-            <w:tcW w:w="4269" w:type="dxa"/>
-          </w:tcPr>
-          <w:p>
-            <w:pPr>
-              <w:pStyle w:val="Compact"/>
-              <w:jc w:val="left"/>
-            </w:pPr>
-            <w:r>
-              <w:rPr>
-                <w:sz w:val="18"/>
-              </w:rPr>
-              <w:t xml:space="preserve">1. Identidad y sesión</w:t>
-            </w:r>
-          </w:p>
-        </w:tc>
-        <w:tc>
-          <w:tcPr>
-            <w:tcW w:w="3646" w:type="dxa"/>
-          </w:tcPr>
-          <w:p>
-            <w:pPr>
-              <w:pStyle w:val="Compact"/>
-              <w:jc w:val="left"/>
-            </w:pPr>
-            <w:r>
-              <w:rPr>
-                <w:sz w:val="18"/>
-              </w:rPr>
-              <w:t xml:space="preserve">CU-01 a CU-03</w:t>
-            </w:r>
-          </w:p>
-        </w:tc>
-      </w:tr>
-      <w:tr>
-        <w:trPr>
-          <w:cantSplit/>
-        </w:trPr>
-        <w:tc>
-          <w:tcPr>
-            <w:tcW w:w="4269" w:type="dxa"/>
-          </w:tcPr>
-          <w:p>
-            <w:pPr>
-              <w:pStyle w:val="Compact"/>
-              <w:jc w:val="left"/>
-            </w:pPr>
-            <w:r>
-              <w:rPr>
-                <w:sz w:val="18"/>
-              </w:rPr>
-              <w:t xml:space="preserve">2. Activos y catálogos</w:t>
-            </w:r>
-          </w:p>
-        </w:tc>
-        <w:tc>
-          <w:tcPr>
-            <w:tcW w:w="3646" w:type="dxa"/>
-          </w:tcPr>
-          <w:p>
-            <w:pPr>
-              <w:pStyle w:val="Compact"/>
-              <w:jc w:val="left"/>
-            </w:pPr>
-            <w:r>
-              <w:rPr>
-                <w:sz w:val="18"/>
-              </w:rPr>
-              <w:t xml:space="preserve">CU-04 a CU-09</w:t>
-            </w:r>
-          </w:p>
-        </w:tc>
-      </w:tr>
-      <w:tr>
-        <w:trPr>
-          <w:cantSplit/>
-        </w:trPr>
-        <w:tc>
-          <w:tcPr>
-            <w:tcW w:w="4269" w:type="dxa"/>
-          </w:tcPr>
-          <w:p>
-            <w:pPr>
-              <w:pStyle w:val="Compact"/>
-              <w:jc w:val="left"/>
-            </w:pPr>
-            <w:r>
-              <w:rPr>
-                <w:sz w:val="18"/>
-              </w:rPr>
-              <w:t xml:space="preserve">3. Ambiente y alertas</w:t>
-            </w:r>
-          </w:p>
-        </w:tc>
-        <w:tc>
-          <w:tcPr>
-            <w:tcW w:w="3646" w:type="dxa"/>
-          </w:tcPr>
-          <w:p>
-            <w:pPr>
-              <w:pStyle w:val="Compact"/>
-              <w:jc w:val="left"/>
-            </w:pPr>
-            <w:r>
-              <w:rPr>
-                <w:sz w:val="18"/>
-              </w:rPr>
-              <w:t xml:space="preserve">CU-10 a CU-13</w:t>
-            </w:r>
-          </w:p>
-        </w:tc>
-      </w:tr>
-      <w:tr>
-        <w:trPr>
-          <w:cantSplit/>
-        </w:trPr>
-        <w:tc>
-          <w:tcPr>
-            <w:tcW w:w="4269" w:type="dxa"/>
-          </w:tcPr>
-          <w:p>
-            <w:pPr>
-              <w:pStyle w:val="Compact"/>
-              <w:jc w:val="left"/>
-            </w:pPr>
-            <w:r>
-              <w:rPr>
-                <w:sz w:val="18"/>
-              </w:rPr>
-              <w:t xml:space="preserve">4. Infraestructura</w:t>
-            </w:r>
-          </w:p>
-        </w:tc>
-        <w:tc>
-          <w:tcPr>
-            <w:tcW w:w="3646" w:type="dxa"/>
-          </w:tcPr>
-          <w:p>
-            <w:pPr>
-              <w:pStyle w:val="Compact"/>
-              <w:jc w:val="left"/>
-            </w:pPr>
-            <w:r>
-              <w:rPr>
-                <w:sz w:val="18"/>
-              </w:rPr>
-              <w:t xml:space="preserve">CU-14 y CU-15</w:t>
-            </w:r>
-          </w:p>
-        </w:tc>
-      </w:tr>
-      <w:tr>
-        <w:trPr>
-          <w:cantSplit/>
-        </w:trPr>
-        <w:tc>
-          <w:tcPr>
-            <w:tcW w:w="4269" w:type="dxa"/>
-          </w:tcPr>
-          <w:p>
-            <w:pPr>
-              <w:pStyle w:val="Compact"/>
-              <w:jc w:val="left"/>
-            </w:pPr>
-            <w:r>
-              <w:rPr>
-                <w:sz w:val="18"/>
-              </w:rPr>
-              <w:t xml:space="preserve">5. Control de acceso físico</w:t>
-            </w:r>
-          </w:p>
-        </w:tc>
-        <w:tc>
-          <w:tcPr>
-            <w:tcW w:w="3646" w:type="dxa"/>
-          </w:tcPr>
-          <w:p>
-            <w:pPr>
-              <w:pStyle w:val="Compact"/>
-              <w:jc w:val="left"/>
-            </w:pPr>
-            <w:r>
-              <w:rPr>
-                <w:sz w:val="18"/>
-              </w:rPr>
-              <w:t xml:space="preserve">CU-16 a CU-18</w:t>
-            </w:r>
-          </w:p>
-        </w:tc>
-      </w:tr>
-      <w:tr>
-        <w:trPr>
-          <w:cantSplit/>
-        </w:trPr>
-        <w:tc>
-          <w:tcPr>
-            <w:tcW w:w="4269" w:type="dxa"/>
-          </w:tcPr>
-          <w:p>
-            <w:pPr>
-              <w:pStyle w:val="Compact"/>
-              <w:jc w:val="left"/>
-            </w:pPr>
-            <w:r>
-              <w:rPr>
-                <w:sz w:val="18"/>
-              </w:rPr>
-              <w:t xml:space="preserve">6. Intervenciones</w:t>
-            </w:r>
-          </w:p>
-        </w:tc>
-        <w:tc>
-          <w:tcPr>
-            <w:tcW w:w="3646" w:type="dxa"/>
-          </w:tcPr>
-          <w:p>
-            <w:pPr>
-              <w:pStyle w:val="Compact"/>
-              <w:jc w:val="left"/>
-            </w:pPr>
-            <w:r>
-              <w:rPr>
-                <w:sz w:val="18"/>
-              </w:rPr>
-              <w:t xml:space="preserve">CU-19 a CU-23</w:t>
-            </w:r>
-          </w:p>
-        </w:tc>
-      </w:tr>
-      <w:tr>
-        <w:trPr>
-          <w:cantSplit/>
-        </w:trPr>
-        <w:tc>
-          <w:tcPr>
-            <w:tcW w:w="4269" w:type="dxa"/>
-          </w:tcPr>
-          <w:p>
-            <w:pPr>
-              <w:pStyle w:val="Compact"/>
-              <w:jc w:val="left"/>
-            </w:pPr>
-            <w:r>
-              <w:rPr>
-                <w:sz w:val="18"/>
-              </w:rPr>
-              <w:t xml:space="preserve">7. Dashboards y móvil</w:t>
-            </w:r>
-          </w:p>
-        </w:tc>
-        <w:tc>
-          <w:tcPr>
-            <w:tcW w:w="3646" w:type="dxa"/>
-          </w:tcPr>
-          <w:p>
-            <w:pPr>
-              <w:pStyle w:val="Compact"/>
-              <w:jc w:val="left"/>
-            </w:pPr>
-            <w:r>
-              <w:rPr>
-                <w:sz w:val="18"/>
-              </w:rPr>
-              <w:t xml:space="preserve">CU-24 y CU-25</w:t>
-            </w:r>
-          </w:p>
-        </w:tc>
-      </w:tr>
-    </w:tbl>
-    <w:bookmarkEnd w:id="21"/>
-    <w:bookmarkStart w:id="22" w:name="actores-y-reglas-comunes"/>
-    <w:p>
-      <w:pPr>
-        <w:pStyle w:val="Heading2"/>
-      </w:pPr>
-      <w:r>
-        <w:t xml:space="preserve">Actores y reglas comunes</w:t>
       </w:r>
     </w:p>
     <w:tbl>
@@ -1818,9 +1471,8 @@
         </w:tblBorders>
       </w:tblPr>
       <w:tblGrid>
-        <w:gridCol w:w="2211"/>
-        <w:gridCol w:w="2211"/>
-        <w:gridCol w:w="3491"/>
+        <w:gridCol w:w="4767"/>
+        <w:gridCol w:w="4071"/>
       </w:tblGrid>
       <w:tr>
         <w:trPr>
@@ -1829,7 +1481,7 @@
         </w:trPr>
         <w:tc>
           <w:tcPr>
-            <w:tcW w:w="2211" w:type="dxa"/>
+            <w:tcW w:w="4767" w:type="dxa"/>
             <w:shd w:val="clear" w:color="auto" w:fill="D9E2F3"/>
           </w:tcPr>
           <w:p>
@@ -1842,13 +1494,13 @@
                 <w:b/>
                 <w:sz w:val="18"/>
               </w:rPr>
-              <w:t xml:space="preserve">Actor</w:t>
-            </w:r>
-          </w:p>
-        </w:tc>
-        <w:tc>
-          <w:tcPr>
-            <w:tcW w:w="2211" w:type="dxa"/>
+              <w:t xml:space="preserve">Módulo</w:t>
+            </w:r>
+          </w:p>
+        </w:tc>
+        <w:tc>
+          <w:tcPr>
+            <w:tcW w:w="4071" w:type="dxa"/>
             <w:shd w:val="clear" w:color="auto" w:fill="D9E2F3"/>
           </w:tcPr>
           <w:p>
@@ -1861,26 +1513,7 @@
                 <w:b/>
                 <w:sz w:val="18"/>
               </w:rPr>
-              <w:t xml:space="preserve">Tipo</w:t>
-            </w:r>
-          </w:p>
-        </w:tc>
-        <w:tc>
-          <w:tcPr>
-            <w:tcW w:w="3491" w:type="dxa"/>
-            <w:shd w:val="clear" w:color="auto" w:fill="D9E2F3"/>
-          </w:tcPr>
-          <w:p>
-            <w:pPr>
-              <w:pStyle w:val="Compact"/>
-              <w:jc w:val="left"/>
-            </w:pPr>
-            <w:r>
-              <w:rPr>
-                <w:b/>
-                <w:sz w:val="18"/>
-              </w:rPr>
-              <w:t xml:space="preserve">Participación</w:t>
+              <w:t xml:space="preserve">Casos de uso</w:t>
             </w:r>
           </w:p>
         </w:tc>
@@ -1891,52 +1524,35 @@
         </w:trPr>
         <w:tc>
           <w:tcPr>
-            <w:tcW w:w="2211" w:type="dxa"/>
-          </w:tcPr>
-          <w:p>
-            <w:pPr>
-              <w:pStyle w:val="Compact"/>
-              <w:jc w:val="left"/>
-            </w:pPr>
-            <w:r>
-              <w:rPr>
-                <w:sz w:val="18"/>
-              </w:rPr>
-              <w:t xml:space="preserve">Administrador</w:t>
-            </w:r>
-          </w:p>
-        </w:tc>
-        <w:tc>
-          <w:tcPr>
-            <w:tcW w:w="2211" w:type="dxa"/>
-          </w:tcPr>
-          <w:p>
-            <w:pPr>
-              <w:pStyle w:val="Compact"/>
-              <w:jc w:val="left"/>
-            </w:pPr>
-            <w:r>
-              <w:rPr>
-                <w:sz w:val="18"/>
-              </w:rPr>
-              <w:t xml:space="preserve">Humano, rol de SICMA</w:t>
-            </w:r>
-          </w:p>
-        </w:tc>
-        <w:tc>
-          <w:tcPr>
-            <w:tcW w:w="3491" w:type="dxa"/>
-          </w:tcPr>
-          <w:p>
-            <w:pPr>
-              <w:pStyle w:val="Compact"/>
-              <w:jc w:val="left"/>
-            </w:pPr>
-            <w:r>
-              <w:rPr>
-                <w:sz w:val="18"/>
-              </w:rPr>
-              <w:t xml:space="preserve">Cuentas, catálogos, umbrales, huellas, responsables de alerta y asignación de técnicos a las intervenciones aprobadas.</w:t>
+            <w:tcW w:w="4767" w:type="dxa"/>
+          </w:tcPr>
+          <w:p>
+            <w:pPr>
+              <w:pStyle w:val="Compact"/>
+              <w:jc w:val="left"/>
+            </w:pPr>
+            <w:r>
+              <w:rPr>
+                <w:sz w:val="18"/>
+              </w:rPr>
+              <w:t xml:space="preserve">1. Identidad y sesión</w:t>
+            </w:r>
+          </w:p>
+        </w:tc>
+        <w:tc>
+          <w:tcPr>
+            <w:tcW w:w="4071" w:type="dxa"/>
+          </w:tcPr>
+          <w:p>
+            <w:pPr>
+              <w:pStyle w:val="Compact"/>
+              <w:jc w:val="left"/>
+            </w:pPr>
+            <w:r>
+              <w:rPr>
+                <w:sz w:val="18"/>
+              </w:rPr>
+              <w:t xml:space="preserve">CU-01 a CU-03</w:t>
             </w:r>
           </w:p>
         </w:tc>
@@ -1947,52 +1563,35 @@
         </w:trPr>
         <w:tc>
           <w:tcPr>
-            <w:tcW w:w="2211" w:type="dxa"/>
-          </w:tcPr>
-          <w:p>
-            <w:pPr>
-              <w:pStyle w:val="Compact"/>
-              <w:jc w:val="left"/>
-            </w:pPr>
-            <w:r>
-              <w:rPr>
-                <w:sz w:val="18"/>
-              </w:rPr>
-              <w:t>Administrador Privilegiado</w:t>
-            </w:r>
-          </w:p>
-        </w:tc>
-        <w:tc>
-          <w:tcPr>
-            <w:tcW w:w="2211" w:type="dxa"/>
-          </w:tcPr>
-          <w:p>
-            <w:pPr>
-              <w:pStyle w:val="Compact"/>
-              <w:jc w:val="left"/>
-            </w:pPr>
-            <w:r>
-              <w:rPr>
-                <w:sz w:val="18"/>
-              </w:rPr>
-              <w:t>Humano, rol de SICMA</w:t>
-            </w:r>
-          </w:p>
-        </w:tc>
-        <w:tc>
-          <w:tcPr>
-            <w:tcW w:w="3491" w:type="dxa"/>
-          </w:tcPr>
-          <w:p>
-            <w:pPr>
-              <w:pStyle w:val="Compact"/>
-              <w:jc w:val="left"/>
-            </w:pPr>
-            <w:r>
-              <w:rPr>
-                <w:sz w:val="18"/>
-              </w:rPr>
-              <w:t>Cuentas de los administradores y seguridad de las sesiones.</w:t>
+            <w:tcW w:w="4767" w:type="dxa"/>
+          </w:tcPr>
+          <w:p>
+            <w:pPr>
+              <w:pStyle w:val="Compact"/>
+              <w:jc w:val="left"/>
+            </w:pPr>
+            <w:r>
+              <w:rPr>
+                <w:sz w:val="18"/>
+              </w:rPr>
+              <w:t xml:space="preserve">2. Activos y catálogos</w:t>
+            </w:r>
+          </w:p>
+        </w:tc>
+        <w:tc>
+          <w:tcPr>
+            <w:tcW w:w="4071" w:type="dxa"/>
+          </w:tcPr>
+          <w:p>
+            <w:pPr>
+              <w:pStyle w:val="Compact"/>
+              <w:jc w:val="left"/>
+            </w:pPr>
+            <w:r>
+              <w:rPr>
+                <w:sz w:val="18"/>
+              </w:rPr>
+              <w:t xml:space="preserve">CU-04 a CU-09</w:t>
             </w:r>
           </w:p>
         </w:tc>
@@ -2003,52 +1602,35 @@
         </w:trPr>
         <w:tc>
           <w:tcPr>
-            <w:tcW w:w="2211" w:type="dxa"/>
-          </w:tcPr>
-          <w:p>
-            <w:pPr>
-              <w:pStyle w:val="Compact"/>
-              <w:jc w:val="left"/>
-            </w:pPr>
-            <w:r>
-              <w:rPr>
-                <w:sz w:val="18"/>
-              </w:rPr>
-              <w:t xml:space="preserve">Jefatura</w:t>
-            </w:r>
-          </w:p>
-        </w:tc>
-        <w:tc>
-          <w:tcPr>
-            <w:tcW w:w="2211" w:type="dxa"/>
-          </w:tcPr>
-          <w:p>
-            <w:pPr>
-              <w:pStyle w:val="Compact"/>
-              <w:jc w:val="left"/>
-            </w:pPr>
-            <w:r>
-              <w:rPr>
-                <w:sz w:val="18"/>
-              </w:rPr>
-              <w:t xml:space="preserve">Humano, rol de SICMA</w:t>
-            </w:r>
-          </w:p>
-        </w:tc>
-        <w:tc>
-          <w:tcPr>
-            <w:tcW w:w="3491" w:type="dxa"/>
-          </w:tcPr>
-          <w:p>
-            <w:pPr>
-              <w:pStyle w:val="Compact"/>
-              <w:jc w:val="left"/>
-            </w:pPr>
-            <w:r>
-              <w:rPr>
-                <w:sz w:val="18"/>
-              </w:rPr>
-              <w:t>Consulta dashboards, aprueba o rechaza las intervenciones y puede cancelarlas.</w:t>
+            <w:tcW w:w="4767" w:type="dxa"/>
+          </w:tcPr>
+          <w:p>
+            <w:pPr>
+              <w:pStyle w:val="Compact"/>
+              <w:jc w:val="left"/>
+            </w:pPr>
+            <w:r>
+              <w:rPr>
+                <w:sz w:val="18"/>
+              </w:rPr>
+              <w:t xml:space="preserve">3. Ambiente y alertas</w:t>
+            </w:r>
+          </w:p>
+        </w:tc>
+        <w:tc>
+          <w:tcPr>
+            <w:tcW w:w="4071" w:type="dxa"/>
+          </w:tcPr>
+          <w:p>
+            <w:pPr>
+              <w:pStyle w:val="Compact"/>
+              <w:jc w:val="left"/>
+            </w:pPr>
+            <w:r>
+              <w:rPr>
+                <w:sz w:val="18"/>
+              </w:rPr>
+              <w:t xml:space="preserve">CU-10 a CU-13</w:t>
             </w:r>
           </w:p>
         </w:tc>
@@ -2059,52 +1641,35 @@
         </w:trPr>
         <w:tc>
           <w:tcPr>
-            <w:tcW w:w="2211" w:type="dxa"/>
-          </w:tcPr>
-          <w:p>
-            <w:pPr>
-              <w:pStyle w:val="Compact"/>
-              <w:jc w:val="left"/>
-            </w:pPr>
-            <w:r>
-              <w:rPr>
-                <w:sz w:val="18"/>
-              </w:rPr>
-              <w:t xml:space="preserve">Técnico</w:t>
-            </w:r>
-          </w:p>
-        </w:tc>
-        <w:tc>
-          <w:tcPr>
-            <w:tcW w:w="2211" w:type="dxa"/>
-          </w:tcPr>
-          <w:p>
-            <w:pPr>
-              <w:pStyle w:val="Compact"/>
-              <w:jc w:val="left"/>
-            </w:pPr>
-            <w:r>
-              <w:rPr>
-                <w:sz w:val="18"/>
-              </w:rPr>
-              <w:t xml:space="preserve">Humano, rol de SICMA</w:t>
-            </w:r>
-          </w:p>
-        </w:tc>
-        <w:tc>
-          <w:tcPr>
-            <w:tcW w:w="3491" w:type="dxa"/>
-          </w:tcPr>
-          <w:p>
-            <w:pPr>
-              <w:pStyle w:val="Compact"/>
-              <w:jc w:val="left"/>
-            </w:pPr>
-            <w:r>
-              <w:rPr>
-                <w:sz w:val="18"/>
-              </w:rPr>
-              <w:t>Opera activos, solicita y ejecuta intervenciones, y consulta y cierra alertas y consulta servidores.</w:t>
+            <w:tcW w:w="4767" w:type="dxa"/>
+          </w:tcPr>
+          <w:p>
+            <w:pPr>
+              <w:pStyle w:val="Compact"/>
+              <w:jc w:val="left"/>
+            </w:pPr>
+            <w:r>
+              <w:rPr>
+                <w:sz w:val="18"/>
+              </w:rPr>
+              <w:t xml:space="preserve">4. Infraestructura</w:t>
+            </w:r>
+          </w:p>
+        </w:tc>
+        <w:tc>
+          <w:tcPr>
+            <w:tcW w:w="4071" w:type="dxa"/>
+          </w:tcPr>
+          <w:p>
+            <w:pPr>
+              <w:pStyle w:val="Compact"/>
+              <w:jc w:val="left"/>
+            </w:pPr>
+            <w:r>
+              <w:rPr>
+                <w:sz w:val="18"/>
+              </w:rPr>
+              <w:t xml:space="preserve">CU-14 y CU-15</w:t>
             </w:r>
           </w:p>
         </w:tc>
@@ -2115,52 +1680,35 @@
         </w:trPr>
         <w:tc>
           <w:tcPr>
-            <w:tcW w:w="2211" w:type="dxa"/>
-          </w:tcPr>
-          <w:p>
-            <w:pPr>
-              <w:pStyle w:val="Compact"/>
-              <w:jc w:val="left"/>
-            </w:pPr>
-            <w:r>
-              <w:rPr>
-                <w:sz w:val="18"/>
-              </w:rPr>
-              <w:t xml:space="preserve">Auditor</w:t>
-            </w:r>
-          </w:p>
-        </w:tc>
-        <w:tc>
-          <w:tcPr>
-            <w:tcW w:w="2211" w:type="dxa"/>
-          </w:tcPr>
-          <w:p>
-            <w:pPr>
-              <w:pStyle w:val="Compact"/>
-              <w:jc w:val="left"/>
-            </w:pPr>
-            <w:r>
-              <w:rPr>
-                <w:sz w:val="18"/>
-              </w:rPr>
-              <w:t xml:space="preserve">Humano, rol de SICMA</w:t>
-            </w:r>
-          </w:p>
-        </w:tc>
-        <w:tc>
-          <w:tcPr>
-            <w:tcW w:w="3491" w:type="dxa"/>
-          </w:tcPr>
-          <w:p>
-            <w:pPr>
-              <w:pStyle w:val="Compact"/>
-              <w:jc w:val="left"/>
-            </w:pPr>
-            <w:r>
-              <w:rPr>
-                <w:sz w:val="18"/>
-              </w:rPr>
-              <w:t xml:space="preserve">Solo consulta; no modifica nada.</w:t>
+            <w:tcW w:w="4767" w:type="dxa"/>
+          </w:tcPr>
+          <w:p>
+            <w:pPr>
+              <w:pStyle w:val="Compact"/>
+              <w:jc w:val="left"/>
+            </w:pPr>
+            <w:r>
+              <w:rPr>
+                <w:sz w:val="18"/>
+              </w:rPr>
+              <w:t xml:space="preserve">5. Control de acceso físico</w:t>
+            </w:r>
+          </w:p>
+        </w:tc>
+        <w:tc>
+          <w:tcPr>
+            <w:tcW w:w="4071" w:type="dxa"/>
+          </w:tcPr>
+          <w:p>
+            <w:pPr>
+              <w:pStyle w:val="Compact"/>
+              <w:jc w:val="left"/>
+            </w:pPr>
+            <w:r>
+              <w:rPr>
+                <w:sz w:val="18"/>
+              </w:rPr>
+              <w:t xml:space="preserve">CU-16 a CU-18</w:t>
             </w:r>
           </w:p>
         </w:tc>
@@ -2171,52 +1719,35 @@
         </w:trPr>
         <w:tc>
           <w:tcPr>
-            <w:tcW w:w="2211" w:type="dxa"/>
-          </w:tcPr>
-          <w:p>
-            <w:pPr>
-              <w:pStyle w:val="Compact"/>
-              <w:jc w:val="left"/>
-            </w:pPr>
-            <w:r>
-              <w:rPr>
-                <w:sz w:val="18"/>
-              </w:rPr>
-              <w:t xml:space="preserve">Key user</w:t>
-            </w:r>
-          </w:p>
-        </w:tc>
-        <w:tc>
-          <w:tcPr>
-            <w:tcW w:w="2211" w:type="dxa"/>
-          </w:tcPr>
-          <w:p>
-            <w:pPr>
-              <w:pStyle w:val="Compact"/>
-              <w:jc w:val="left"/>
-            </w:pPr>
-            <w:r>
-              <w:rPr>
-                <w:sz w:val="18"/>
-              </w:rPr>
-              <w:t xml:space="preserve">Humano, externo a los roles</w:t>
-            </w:r>
-          </w:p>
-        </w:tc>
-        <w:tc>
-          <w:tcPr>
-            <w:tcW w:w="3491" w:type="dxa"/>
-          </w:tcPr>
-          <w:p>
-            <w:pPr>
-              <w:pStyle w:val="Compact"/>
-              <w:jc w:val="left"/>
-            </w:pPr>
-            <w:r>
-              <w:rPr>
-                <w:sz w:val="18"/>
-              </w:rPr>
-              <w:t xml:space="preserve">Usuario del servicio afectado. No aprueba; recibe los avisos de cambio de estado (D-42).</w:t>
+            <w:tcW w:w="4767" w:type="dxa"/>
+          </w:tcPr>
+          <w:p>
+            <w:pPr>
+              <w:pStyle w:val="Compact"/>
+              <w:jc w:val="left"/>
+            </w:pPr>
+            <w:r>
+              <w:rPr>
+                <w:sz w:val="18"/>
+              </w:rPr>
+              <w:t xml:space="preserve">6. Intervenciones</w:t>
+            </w:r>
+          </w:p>
+        </w:tc>
+        <w:tc>
+          <w:tcPr>
+            <w:tcW w:w="4071" w:type="dxa"/>
+          </w:tcPr>
+          <w:p>
+            <w:pPr>
+              <w:pStyle w:val="Compact"/>
+              <w:jc w:val="left"/>
+            </w:pPr>
+            <w:r>
+              <w:rPr>
+                <w:sz w:val="18"/>
+              </w:rPr>
+              <w:t xml:space="preserve">CU-19 a CU-23</w:t>
             </w:r>
           </w:p>
         </w:tc>
@@ -2227,52 +1758,129 @@
         </w:trPr>
         <w:tc>
           <w:tcPr>
-            <w:tcW w:w="2211" w:type="dxa"/>
-          </w:tcPr>
-          <w:p>
-            <w:pPr>
-              <w:pStyle w:val="Compact"/>
-              <w:jc w:val="left"/>
-            </w:pPr>
-            <w:r>
-              <w:rPr>
-                <w:sz w:val="18"/>
-              </w:rPr>
-              <w:t>Contratistas</w:t>
-            </w:r>
-          </w:p>
-        </w:tc>
-        <w:tc>
-          <w:tcPr>
-            <w:tcW w:w="2211" w:type="dxa"/>
-          </w:tcPr>
-          <w:p>
-            <w:pPr>
-              <w:pStyle w:val="Compact"/>
-              <w:jc w:val="left"/>
-            </w:pPr>
-            <w:r>
-              <w:rPr>
-                <w:sz w:val="18"/>
-              </w:rPr>
-              <w:t>Humano, rol de SICMA</w:t>
-            </w:r>
-          </w:p>
-        </w:tc>
-        <w:tc>
-          <w:tcPr>
-            <w:tcW w:w="3491" w:type="dxa"/>
-          </w:tcPr>
-          <w:p>
-            <w:pPr>
-              <w:pStyle w:val="Compact"/>
-              <w:jc w:val="left"/>
-            </w:pPr>
-            <w:r>
-              <w:rPr>
-                <w:sz w:val="18"/>
-              </w:rPr>
-              <w:t>Enrola y habilita al personal externo y define sus permisos por día.</w:t>
+            <w:tcW w:w="4767" w:type="dxa"/>
+          </w:tcPr>
+          <w:p>
+            <w:pPr>
+              <w:pStyle w:val="Compact"/>
+              <w:jc w:val="left"/>
+            </w:pPr>
+            <w:r>
+              <w:rPr>
+                <w:sz w:val="18"/>
+              </w:rPr>
+              <w:t xml:space="preserve">7. Dashboards y móvil</w:t>
+            </w:r>
+          </w:p>
+        </w:tc>
+        <w:tc>
+          <w:tcPr>
+            <w:tcW w:w="4071" w:type="dxa"/>
+          </w:tcPr>
+          <w:p>
+            <w:pPr>
+              <w:pStyle w:val="Compact"/>
+              <w:jc w:val="left"/>
+            </w:pPr>
+            <w:r>
+              <w:rPr>
+                <w:sz w:val="18"/>
+              </w:rPr>
+              <w:t xml:space="preserve">CU-24 y CU-25</w:t>
+            </w:r>
+          </w:p>
+        </w:tc>
+      </w:tr>
+    </w:tbl>
+    <w:bookmarkEnd w:id="21"/>
+    <w:bookmarkStart w:id="22" w:name="actores-y-reglas-comunes"/>
+    <w:p>
+      <w:pPr>
+        <w:pStyle w:val="Heading2"/>
+      </w:pPr>
+      <w:r>
+        <w:t xml:space="preserve">Actores y reglas comunes</w:t>
+      </w:r>
+    </w:p>
+    <w:tbl>
+      <w:tblPr>
+        <w:tblStyle w:val="Table"/>
+        <w:tblW w:type="pct" w:w="5000"/>
+        <w:tblLook w:firstRow="1" w:lastRow="0" w:firstColumn="0" w:lastColumn="0" w:noHBand="0" w:noVBand="0" w:val="0020"/>
+        <w:jc w:val="start"/>
+        <w:tblBorders>
+          <w:top w:val="single" w:sz="4" w:color="808080"/>
+          <w:left w:val="single" w:sz="4" w:color="808080"/>
+          <w:bottom w:val="single" w:sz="4" w:color="808080"/>
+          <w:right w:val="single" w:sz="4" w:color="808080"/>
+          <w:insideH w:val="single" w:sz="4" w:color="808080"/>
+          <w:insideV w:val="single" w:sz="4" w:color="808080"/>
+        </w:tblBorders>
+      </w:tblPr>
+      <w:tblGrid>
+        <w:gridCol w:w="2469"/>
+        <w:gridCol w:w="2469"/>
+        <w:gridCol w:w="3900"/>
+      </w:tblGrid>
+      <w:tr>
+        <w:trPr>
+          <w:tblHeader w:val="true"/>
+          <w:cantSplit/>
+        </w:trPr>
+        <w:tc>
+          <w:tcPr>
+            <w:tcW w:w="2469" w:type="dxa"/>
+            <w:shd w:val="clear" w:color="auto" w:fill="D9E2F3"/>
+          </w:tcPr>
+          <w:p>
+            <w:pPr>
+              <w:pStyle w:val="Compact"/>
+              <w:jc w:val="left"/>
+            </w:pPr>
+            <w:r>
+              <w:rPr>
+                <w:b/>
+                <w:sz w:val="18"/>
+              </w:rPr>
+              <w:t xml:space="preserve">Actor</w:t>
+            </w:r>
+          </w:p>
+        </w:tc>
+        <w:tc>
+          <w:tcPr>
+            <w:tcW w:w="2469" w:type="dxa"/>
+            <w:shd w:val="clear" w:color="auto" w:fill="D9E2F3"/>
+          </w:tcPr>
+          <w:p>
+            <w:pPr>
+              <w:pStyle w:val="Compact"/>
+              <w:jc w:val="left"/>
+            </w:pPr>
+            <w:r>
+              <w:rPr>
+                <w:b/>
+                <w:sz w:val="18"/>
+              </w:rPr>
+              <w:t xml:space="preserve">Tipo</w:t>
+            </w:r>
+          </w:p>
+        </w:tc>
+        <w:tc>
+          <w:tcPr>
+            <w:tcW w:w="3900" w:type="dxa"/>
+            <w:shd w:val="clear" w:color="auto" w:fill="D9E2F3"/>
+          </w:tcPr>
+          <w:p>
+            <w:pPr>
+              <w:pStyle w:val="Compact"/>
+              <w:jc w:val="left"/>
+            </w:pPr>
+            <w:r>
+              <w:rPr>
+                <w:b/>
+                <w:sz w:val="18"/>
+              </w:rPr>
+              <w:t xml:space="preserve">Participación</w:t>
             </w:r>
           </w:p>
         </w:tc>
@@ -2283,52 +1891,52 @@
         </w:trPr>
         <w:tc>
           <w:tcPr>
-            <w:tcW w:w="2211" w:type="dxa"/>
-          </w:tcPr>
-          <w:p>
-            <w:pPr>
-              <w:pStyle w:val="Compact"/>
-              <w:jc w:val="left"/>
-            </w:pPr>
-            <w:r>
-              <w:rPr>
-                <w:sz w:val="18"/>
-              </w:rPr>
-              <w:t xml:space="preserve">Responsable de alerta</w:t>
-            </w:r>
-          </w:p>
-        </w:tc>
-        <w:tc>
-          <w:tcPr>
-            <w:tcW w:w="2211" w:type="dxa"/>
-          </w:tcPr>
-          <w:p>
-            <w:pPr>
-              <w:pStyle w:val="Compact"/>
-              <w:jc w:val="left"/>
-            </w:pPr>
-            <w:r>
-              <w:rPr>
-                <w:sz w:val="18"/>
-              </w:rPr>
-              <w:t xml:space="preserve">Humano, rol funcional</w:t>
-            </w:r>
-          </w:p>
-        </w:tc>
-        <w:tc>
-          <w:tcPr>
-            <w:tcW w:w="3491" w:type="dxa"/>
-          </w:tcPr>
-          <w:p>
-            <w:pPr>
-              <w:pStyle w:val="Compact"/>
-              <w:jc w:val="left"/>
-            </w:pPr>
-            <w:r>
-              <w:rPr>
-                <w:sz w:val="18"/>
-              </w:rPr>
-              <w:t xml:space="preserve">Recibe las alertas por correo.</w:t>
+            <w:tcW w:w="2469" w:type="dxa"/>
+          </w:tcPr>
+          <w:p>
+            <w:pPr>
+              <w:pStyle w:val="Compact"/>
+              <w:jc w:val="left"/>
+            </w:pPr>
+            <w:r>
+              <w:rPr>
+                <w:sz w:val="18"/>
+              </w:rPr>
+              <w:t xml:space="preserve">Administrador</w:t>
+            </w:r>
+          </w:p>
+        </w:tc>
+        <w:tc>
+          <w:tcPr>
+            <w:tcW w:w="2469" w:type="dxa"/>
+          </w:tcPr>
+          <w:p>
+            <w:pPr>
+              <w:pStyle w:val="Compact"/>
+              <w:jc w:val="left"/>
+            </w:pPr>
+            <w:r>
+              <w:rPr>
+                <w:sz w:val="18"/>
+              </w:rPr>
+              <w:t xml:space="preserve">Humano, rol de SICMA</w:t>
+            </w:r>
+          </w:p>
+        </w:tc>
+        <w:tc>
+          <w:tcPr>
+            <w:tcW w:w="3900" w:type="dxa"/>
+          </w:tcPr>
+          <w:p>
+            <w:pPr>
+              <w:pStyle w:val="Compact"/>
+              <w:jc w:val="left"/>
+            </w:pPr>
+            <w:r>
+              <w:rPr>
+                <w:sz w:val="18"/>
+              </w:rPr>
+              <w:t xml:space="preserve">Cuentas, catálogos, umbrales, huellas, responsables de alerta y asignación de técnicos a las intervenciones aprobadas.</w:t>
             </w:r>
           </w:p>
         </w:tc>
@@ -2339,52 +1947,52 @@
         </w:trPr>
         <w:tc>
           <w:tcPr>
-            <w:tcW w:w="2211" w:type="dxa"/>
-          </w:tcPr>
-          <w:p>
-            <w:pPr>
-              <w:pStyle w:val="Compact"/>
-              <w:jc w:val="left"/>
-            </w:pPr>
-            <w:r>
-              <w:rPr>
-                <w:sz w:val="18"/>
-              </w:rPr>
-              <w:t xml:space="preserve">ESP32-S3 con DHT22</w:t>
-            </w:r>
-          </w:p>
-        </w:tc>
-        <w:tc>
-          <w:tcPr>
-            <w:tcW w:w="2211" w:type="dxa"/>
-          </w:tcPr>
-          <w:p>
-            <w:pPr>
-              <w:pStyle w:val="Compact"/>
-              <w:jc w:val="left"/>
-            </w:pPr>
-            <w:r>
-              <w:rPr>
-                <w:sz w:val="18"/>
-              </w:rPr>
-              <w:t xml:space="preserve">Sistema externo</w:t>
-            </w:r>
-          </w:p>
-        </w:tc>
-        <w:tc>
-          <w:tcPr>
-            <w:tcW w:w="3491" w:type="dxa"/>
-          </w:tcPr>
-          <w:p>
-            <w:pPr>
-              <w:pStyle w:val="Compact"/>
-              <w:jc w:val="left"/>
-            </w:pPr>
-            <w:r>
-              <w:rPr>
-                <w:sz w:val="18"/>
-              </w:rPr>
-              <w:t xml:space="preserve">Envía lecturas de temperatura y humedad.</w:t>
+            <w:tcW w:w="2469" w:type="dxa"/>
+          </w:tcPr>
+          <w:p>
+            <w:pPr>
+              <w:pStyle w:val="Compact"/>
+              <w:jc w:val="left"/>
+            </w:pPr>
+            <w:r>
+              <w:rPr>
+                <w:sz w:val="18"/>
+              </w:rPr>
+              <w:t>Administrador Privilegiado</w:t>
+            </w:r>
+          </w:p>
+        </w:tc>
+        <w:tc>
+          <w:tcPr>
+            <w:tcW w:w="2469" w:type="dxa"/>
+          </w:tcPr>
+          <w:p>
+            <w:pPr>
+              <w:pStyle w:val="Compact"/>
+              <w:jc w:val="left"/>
+            </w:pPr>
+            <w:r>
+              <w:rPr>
+                <w:sz w:val="18"/>
+              </w:rPr>
+              <w:t>Humano, rol de SICMA</w:t>
+            </w:r>
+          </w:p>
+        </w:tc>
+        <w:tc>
+          <w:tcPr>
+            <w:tcW w:w="3900" w:type="dxa"/>
+          </w:tcPr>
+          <w:p>
+            <w:pPr>
+              <w:pStyle w:val="Compact"/>
+              <w:jc w:val="left"/>
+            </w:pPr>
+            <w:r>
+              <w:rPr>
+                <w:sz w:val="18"/>
+              </w:rPr>
+              <w:t>Cuentas de los administradores y seguridad de las sesiones.</w:t>
             </w:r>
           </w:p>
         </w:tc>
@@ -2395,52 +2003,52 @@
         </w:trPr>
         <w:tc>
           <w:tcPr>
-            <w:tcW w:w="2211" w:type="dxa"/>
-          </w:tcPr>
-          <w:p>
-            <w:pPr>
-              <w:pStyle w:val="Compact"/>
-              <w:jc w:val="left"/>
-            </w:pPr>
-            <w:r>
-              <w:rPr>
-                <w:sz w:val="18"/>
-              </w:rPr>
-              <w:t>Agente del lector SecuGen</w:t>
-            </w:r>
-          </w:p>
-        </w:tc>
-        <w:tc>
-          <w:tcPr>
-            <w:tcW w:w="2211" w:type="dxa"/>
-          </w:tcPr>
-          <w:p>
-            <w:pPr>
-              <w:pStyle w:val="Compact"/>
-              <w:jc w:val="left"/>
-            </w:pPr>
-            <w:r>
-              <w:rPr>
-                <w:sz w:val="18"/>
-              </w:rPr>
-              <w:t xml:space="preserve">Sistema externo</w:t>
-            </w:r>
-          </w:p>
-        </w:tc>
-        <w:tc>
-          <w:tcPr>
-            <w:tcW w:w="3491" w:type="dxa"/>
-          </w:tcPr>
-          <w:p>
-            <w:pPr>
-              <w:pStyle w:val="Compact"/>
-              <w:jc w:val="left"/>
-            </w:pPr>
-            <w:r>
-              <w:rPr>
-                <w:sz w:val="18"/>
-              </w:rPr>
-              <w:t>Envía el identificador de cada intento de acceso.</w:t>
+            <w:tcW w:w="2469" w:type="dxa"/>
+          </w:tcPr>
+          <w:p>
+            <w:pPr>
+              <w:pStyle w:val="Compact"/>
+              <w:jc w:val="left"/>
+            </w:pPr>
+            <w:r>
+              <w:rPr>
+                <w:sz w:val="18"/>
+              </w:rPr>
+              <w:t xml:space="preserve">Jefatura</w:t>
+            </w:r>
+          </w:p>
+        </w:tc>
+        <w:tc>
+          <w:tcPr>
+            <w:tcW w:w="2469" w:type="dxa"/>
+          </w:tcPr>
+          <w:p>
+            <w:pPr>
+              <w:pStyle w:val="Compact"/>
+              <w:jc w:val="left"/>
+            </w:pPr>
+            <w:r>
+              <w:rPr>
+                <w:sz w:val="18"/>
+              </w:rPr>
+              <w:t xml:space="preserve">Humano, rol de SICMA</w:t>
+            </w:r>
+          </w:p>
+        </w:tc>
+        <w:tc>
+          <w:tcPr>
+            <w:tcW w:w="3900" w:type="dxa"/>
+          </w:tcPr>
+          <w:p>
+            <w:pPr>
+              <w:pStyle w:val="Compact"/>
+              <w:jc w:val="left"/>
+            </w:pPr>
+            <w:r>
+              <w:rPr>
+                <w:sz w:val="18"/>
+              </w:rPr>
+              <w:t>Consulta dashboards, aprueba o rechaza las intervenciones y puede cancelarlas.</w:t>
             </w:r>
           </w:p>
         </w:tc>
@@ -2451,52 +2059,52 @@
         </w:trPr>
         <w:tc>
           <w:tcPr>
-            <w:tcW w:w="2211" w:type="dxa"/>
-          </w:tcPr>
-          <w:p>
-            <w:pPr>
-              <w:pStyle w:val="Compact"/>
-              <w:jc w:val="left"/>
-            </w:pPr>
-            <w:r>
-              <w:rPr>
-                <w:sz w:val="18"/>
-              </w:rPr>
-              <w:t xml:space="preserve">Zabbix</w:t>
-            </w:r>
-          </w:p>
-        </w:tc>
-        <w:tc>
-          <w:tcPr>
-            <w:tcW w:w="2211" w:type="dxa"/>
-          </w:tcPr>
-          <w:p>
-            <w:pPr>
-              <w:pStyle w:val="Compact"/>
-              <w:jc w:val="left"/>
-            </w:pPr>
-            <w:r>
-              <w:rPr>
-                <w:sz w:val="18"/>
-              </w:rPr>
-              <w:t xml:space="preserve">Sistema externo</w:t>
-            </w:r>
-          </w:p>
-        </w:tc>
-        <w:tc>
-          <w:tcPr>
-            <w:tcW w:w="3491" w:type="dxa"/>
-          </w:tcPr>
-          <w:p>
-            <w:pPr>
-              <w:pStyle w:val="Compact"/>
-              <w:jc w:val="left"/>
-            </w:pPr>
-            <w:r>
-              <w:rPr>
-                <w:sz w:val="18"/>
-              </w:rPr>
-              <w:t xml:space="preserve">Responde las consultas de estado y eventos de servidores.</w:t>
+            <w:tcW w:w="2469" w:type="dxa"/>
+          </w:tcPr>
+          <w:p>
+            <w:pPr>
+              <w:pStyle w:val="Compact"/>
+              <w:jc w:val="left"/>
+            </w:pPr>
+            <w:r>
+              <w:rPr>
+                <w:sz w:val="18"/>
+              </w:rPr>
+              <w:t xml:space="preserve">Técnico</w:t>
+            </w:r>
+          </w:p>
+        </w:tc>
+        <w:tc>
+          <w:tcPr>
+            <w:tcW w:w="2469" w:type="dxa"/>
+          </w:tcPr>
+          <w:p>
+            <w:pPr>
+              <w:pStyle w:val="Compact"/>
+              <w:jc w:val="left"/>
+            </w:pPr>
+            <w:r>
+              <w:rPr>
+                <w:sz w:val="18"/>
+              </w:rPr>
+              <w:t xml:space="preserve">Humano, rol de SICMA</w:t>
+            </w:r>
+          </w:p>
+        </w:tc>
+        <w:tc>
+          <w:tcPr>
+            <w:tcW w:w="3900" w:type="dxa"/>
+          </w:tcPr>
+          <w:p>
+            <w:pPr>
+              <w:pStyle w:val="Compact"/>
+              <w:jc w:val="left"/>
+            </w:pPr>
+            <w:r>
+              <w:rPr>
+                <w:sz w:val="18"/>
+              </w:rPr>
+              <w:t>Opera activos, solicita y ejecuta intervenciones, y consulta y cierra alertas y consulta servidores.</w:t>
             </w:r>
           </w:p>
         </w:tc>
@@ -2507,52 +2115,52 @@
         </w:trPr>
         <w:tc>
           <w:tcPr>
-            <w:tcW w:w="2211" w:type="dxa"/>
-          </w:tcPr>
-          <w:p>
-            <w:pPr>
-              <w:pStyle w:val="Compact"/>
-              <w:jc w:val="left"/>
-            </w:pPr>
-            <w:r>
-              <w:rPr>
-                <w:sz w:val="18"/>
-              </w:rPr>
-              <w:t xml:space="preserve">Microsoft Forms, Power Automate y Microsoft Teams</w:t>
-            </w:r>
-          </w:p>
-        </w:tc>
-        <w:tc>
-          <w:tcPr>
-            <w:tcW w:w="2211" w:type="dxa"/>
-          </w:tcPr>
-          <w:p>
-            <w:pPr>
-              <w:pStyle w:val="Compact"/>
-              <w:jc w:val="left"/>
-            </w:pPr>
-            <w:r>
-              <w:rPr>
-                <w:sz w:val="18"/>
-              </w:rPr>
-              <w:t xml:space="preserve">Sistema externo</w:t>
-            </w:r>
-          </w:p>
-        </w:tc>
-        <w:tc>
-          <w:tcPr>
-            <w:tcW w:w="3491" w:type="dxa"/>
-          </w:tcPr>
-          <w:p>
-            <w:pPr>
-              <w:pStyle w:val="Compact"/>
-              <w:jc w:val="left"/>
-            </w:pPr>
-            <w:r>
-              <w:rPr>
-                <w:sz w:val="18"/>
-              </w:rPr>
-              <w:t xml:space="preserve">Reciben la solicitud de intervención. La Jefatura la aprueba en Microsoft Teams con un flujo de Power Automate.</w:t>
+            <w:tcW w:w="2469" w:type="dxa"/>
+          </w:tcPr>
+          <w:p>
+            <w:pPr>
+              <w:pStyle w:val="Compact"/>
+              <w:jc w:val="left"/>
+            </w:pPr>
+            <w:r>
+              <w:rPr>
+                <w:sz w:val="18"/>
+              </w:rPr>
+              <w:t xml:space="preserve">Auditor</w:t>
+            </w:r>
+          </w:p>
+        </w:tc>
+        <w:tc>
+          <w:tcPr>
+            <w:tcW w:w="2469" w:type="dxa"/>
+          </w:tcPr>
+          <w:p>
+            <w:pPr>
+              <w:pStyle w:val="Compact"/>
+              <w:jc w:val="left"/>
+            </w:pPr>
+            <w:r>
+              <w:rPr>
+                <w:sz w:val="18"/>
+              </w:rPr>
+              <w:t xml:space="preserve">Humano, rol de SICMA</w:t>
+            </w:r>
+          </w:p>
+        </w:tc>
+        <w:tc>
+          <w:tcPr>
+            <w:tcW w:w="3900" w:type="dxa"/>
+          </w:tcPr>
+          <w:p>
+            <w:pPr>
+              <w:pStyle w:val="Compact"/>
+              <w:jc w:val="left"/>
+            </w:pPr>
+            <w:r>
+              <w:rPr>
+                <w:sz w:val="18"/>
+              </w:rPr>
+              <w:t xml:space="preserve">Solo consulta; no modifica nada.</w:t>
             </w:r>
           </w:p>
         </w:tc>
@@ -2563,52 +2171,52 @@
         </w:trPr>
         <w:tc>
           <w:tcPr>
-            <w:tcW w:w="2211" w:type="dxa"/>
-          </w:tcPr>
-          <w:p>
-            <w:pPr>
-              <w:pStyle w:val="Compact"/>
-              <w:jc w:val="left"/>
-            </w:pPr>
-            <w:r>
-              <w:rPr>
-                <w:sz w:val="18"/>
-              </w:rPr>
-              <w:t xml:space="preserve">Calendario de Outlook (Microsoft 365)</w:t>
-            </w:r>
-          </w:p>
-        </w:tc>
-        <w:tc>
-          <w:tcPr>
-            <w:tcW w:w="2211" w:type="dxa"/>
-          </w:tcPr>
-          <w:p>
-            <w:pPr>
-              <w:pStyle w:val="Compact"/>
-              <w:jc w:val="left"/>
-            </w:pPr>
-            <w:r>
-              <w:rPr>
-                <w:sz w:val="18"/>
-              </w:rPr>
-              <w:t xml:space="preserve">Sistema externo</w:t>
-            </w:r>
-          </w:p>
-        </w:tc>
-        <w:tc>
-          <w:tcPr>
-            <w:tcW w:w="3491" w:type="dxa"/>
-          </w:tcPr>
-          <w:p>
-            <w:pPr>
-              <w:pStyle w:val="Compact"/>
-              <w:jc w:val="left"/>
-            </w:pPr>
-            <w:r>
-              <w:rPr>
-                <w:sz w:val="18"/>
-              </w:rPr>
-              <w:t xml:space="preserve">Muestra las intervenciones agendadas.</w:t>
+            <w:tcW w:w="2469" w:type="dxa"/>
+          </w:tcPr>
+          <w:p>
+            <w:pPr>
+              <w:pStyle w:val="Compact"/>
+              <w:jc w:val="left"/>
+            </w:pPr>
+            <w:r>
+              <w:rPr>
+                <w:sz w:val="18"/>
+              </w:rPr>
+              <w:t xml:space="preserve">Key user</w:t>
+            </w:r>
+          </w:p>
+        </w:tc>
+        <w:tc>
+          <w:tcPr>
+            <w:tcW w:w="2469" w:type="dxa"/>
+          </w:tcPr>
+          <w:p>
+            <w:pPr>
+              <w:pStyle w:val="Compact"/>
+              <w:jc w:val="left"/>
+            </w:pPr>
+            <w:r>
+              <w:rPr>
+                <w:sz w:val="18"/>
+              </w:rPr>
+              <w:t xml:space="preserve">Humano, externo a los roles</w:t>
+            </w:r>
+          </w:p>
+        </w:tc>
+        <w:tc>
+          <w:tcPr>
+            <w:tcW w:w="3900" w:type="dxa"/>
+          </w:tcPr>
+          <w:p>
+            <w:pPr>
+              <w:pStyle w:val="Compact"/>
+              <w:jc w:val="left"/>
+            </w:pPr>
+            <w:r>
+              <w:rPr>
+                <w:sz w:val="18"/>
+              </w:rPr>
+              <w:t xml:space="preserve">Usuario del servicio afectado. No aprueba; recibe los avisos de cambio de estado (D-42).</w:t>
             </w:r>
           </w:p>
         </w:tc>
@@ -2619,52 +2227,52 @@
         </w:trPr>
         <w:tc>
           <w:tcPr>
-            <w:tcW w:w="2211" w:type="dxa"/>
-          </w:tcPr>
-          <w:p>
-            <w:pPr>
-              <w:pStyle w:val="Compact"/>
-              <w:jc w:val="left"/>
-            </w:pPr>
-            <w:r>
-              <w:rPr>
-                <w:sz w:val="18"/>
-              </w:rPr>
-              <w:t xml:space="preserve">Servidor SMTP</w:t>
-            </w:r>
-          </w:p>
-        </w:tc>
-        <w:tc>
-          <w:tcPr>
-            <w:tcW w:w="2211" w:type="dxa"/>
-          </w:tcPr>
-          <w:p>
-            <w:pPr>
-              <w:pStyle w:val="Compact"/>
-              <w:jc w:val="left"/>
-            </w:pPr>
-            <w:r>
-              <w:rPr>
-                <w:sz w:val="18"/>
-              </w:rPr>
-              <w:t xml:space="preserve">Sistema externo</w:t>
-            </w:r>
-          </w:p>
-        </w:tc>
-        <w:tc>
-          <w:tcPr>
-            <w:tcW w:w="3491" w:type="dxa"/>
-          </w:tcPr>
-          <w:p>
-            <w:pPr>
-              <w:pStyle w:val="Compact"/>
-              <w:jc w:val="left"/>
-            </w:pPr>
-            <w:r>
-              <w:rPr>
-                <w:sz w:val="18"/>
-              </w:rPr>
-              <w:t xml:space="preserve">Envía los correos de alertas, recuperación y avisos.</w:t>
+            <w:tcW w:w="2469" w:type="dxa"/>
+          </w:tcPr>
+          <w:p>
+            <w:pPr>
+              <w:pStyle w:val="Compact"/>
+              <w:jc w:val="left"/>
+            </w:pPr>
+            <w:r>
+              <w:rPr>
+                <w:sz w:val="18"/>
+              </w:rPr>
+              <w:t>Contratistas</w:t>
+            </w:r>
+          </w:p>
+        </w:tc>
+        <w:tc>
+          <w:tcPr>
+            <w:tcW w:w="2469" w:type="dxa"/>
+          </w:tcPr>
+          <w:p>
+            <w:pPr>
+              <w:pStyle w:val="Compact"/>
+              <w:jc w:val="left"/>
+            </w:pPr>
+            <w:r>
+              <w:rPr>
+                <w:sz w:val="18"/>
+              </w:rPr>
+              <w:t>Humano, rol de SICMA</w:t>
+            </w:r>
+          </w:p>
+        </w:tc>
+        <w:tc>
+          <w:tcPr>
+            <w:tcW w:w="3900" w:type="dxa"/>
+          </w:tcPr>
+          <w:p>
+            <w:pPr>
+              <w:pStyle w:val="Compact"/>
+              <w:jc w:val="left"/>
+            </w:pPr>
+            <w:r>
+              <w:rPr>
+                <w:sz w:val="18"/>
+              </w:rPr>
+              <w:t>Enrola y habilita al personal externo y define sus permisos por día.</w:t>
             </w:r>
           </w:p>
         </w:tc>
@@ -2675,7 +2283,399 @@
         </w:trPr>
         <w:tc>
           <w:tcPr>
-            <w:tcW w:w="2211" w:type="dxa"/>
+            <w:tcW w:w="2469" w:type="dxa"/>
+          </w:tcPr>
+          <w:p>
+            <w:pPr>
+              <w:pStyle w:val="Compact"/>
+              <w:jc w:val="left"/>
+            </w:pPr>
+            <w:r>
+              <w:rPr>
+                <w:sz w:val="18"/>
+              </w:rPr>
+              <w:t xml:space="preserve">Responsable de alerta</w:t>
+            </w:r>
+          </w:p>
+        </w:tc>
+        <w:tc>
+          <w:tcPr>
+            <w:tcW w:w="2469" w:type="dxa"/>
+          </w:tcPr>
+          <w:p>
+            <w:pPr>
+              <w:pStyle w:val="Compact"/>
+              <w:jc w:val="left"/>
+            </w:pPr>
+            <w:r>
+              <w:rPr>
+                <w:sz w:val="18"/>
+              </w:rPr>
+              <w:t xml:space="preserve">Humano, rol funcional</w:t>
+            </w:r>
+          </w:p>
+        </w:tc>
+        <w:tc>
+          <w:tcPr>
+            <w:tcW w:w="3900" w:type="dxa"/>
+          </w:tcPr>
+          <w:p>
+            <w:pPr>
+              <w:pStyle w:val="Compact"/>
+              <w:jc w:val="left"/>
+            </w:pPr>
+            <w:r>
+              <w:rPr>
+                <w:sz w:val="18"/>
+              </w:rPr>
+              <w:t xml:space="preserve">Recibe las alertas por correo.</w:t>
+            </w:r>
+          </w:p>
+        </w:tc>
+      </w:tr>
+      <w:tr>
+        <w:trPr>
+          <w:cantSplit/>
+        </w:trPr>
+        <w:tc>
+          <w:tcPr>
+            <w:tcW w:w="2469" w:type="dxa"/>
+          </w:tcPr>
+          <w:p>
+            <w:pPr>
+              <w:pStyle w:val="Compact"/>
+              <w:jc w:val="left"/>
+            </w:pPr>
+            <w:r>
+              <w:rPr>
+                <w:sz w:val="18"/>
+              </w:rPr>
+              <w:t xml:space="preserve">ESP32-S3 con DHT22</w:t>
+            </w:r>
+          </w:p>
+        </w:tc>
+        <w:tc>
+          <w:tcPr>
+            <w:tcW w:w="2469" w:type="dxa"/>
+          </w:tcPr>
+          <w:p>
+            <w:pPr>
+              <w:pStyle w:val="Compact"/>
+              <w:jc w:val="left"/>
+            </w:pPr>
+            <w:r>
+              <w:rPr>
+                <w:sz w:val="18"/>
+              </w:rPr>
+              <w:t xml:space="preserve">Sistema externo</w:t>
+            </w:r>
+          </w:p>
+        </w:tc>
+        <w:tc>
+          <w:tcPr>
+            <w:tcW w:w="3900" w:type="dxa"/>
+          </w:tcPr>
+          <w:p>
+            <w:pPr>
+              <w:pStyle w:val="Compact"/>
+              <w:jc w:val="left"/>
+            </w:pPr>
+            <w:r>
+              <w:rPr>
+                <w:sz w:val="18"/>
+              </w:rPr>
+              <w:t xml:space="preserve">Envía lecturas de temperatura y humedad.</w:t>
+            </w:r>
+          </w:p>
+        </w:tc>
+      </w:tr>
+      <w:tr>
+        <w:trPr>
+          <w:cantSplit/>
+        </w:trPr>
+        <w:tc>
+          <w:tcPr>
+            <w:tcW w:w="2469" w:type="dxa"/>
+          </w:tcPr>
+          <w:p>
+            <w:pPr>
+              <w:pStyle w:val="Compact"/>
+              <w:jc w:val="left"/>
+            </w:pPr>
+            <w:r>
+              <w:rPr>
+                <w:sz w:val="18"/>
+              </w:rPr>
+              <w:t>Agente del lector SecuGen</w:t>
+            </w:r>
+          </w:p>
+        </w:tc>
+        <w:tc>
+          <w:tcPr>
+            <w:tcW w:w="2469" w:type="dxa"/>
+          </w:tcPr>
+          <w:p>
+            <w:pPr>
+              <w:pStyle w:val="Compact"/>
+              <w:jc w:val="left"/>
+            </w:pPr>
+            <w:r>
+              <w:rPr>
+                <w:sz w:val="18"/>
+              </w:rPr>
+              <w:t xml:space="preserve">Sistema externo</w:t>
+            </w:r>
+          </w:p>
+        </w:tc>
+        <w:tc>
+          <w:tcPr>
+            <w:tcW w:w="3900" w:type="dxa"/>
+          </w:tcPr>
+          <w:p>
+            <w:pPr>
+              <w:pStyle w:val="Compact"/>
+              <w:jc w:val="left"/>
+            </w:pPr>
+            <w:r>
+              <w:rPr>
+                <w:sz w:val="18"/>
+              </w:rPr>
+              <w:t>Envía el identificador de cada intento de acceso.</w:t>
+            </w:r>
+          </w:p>
+        </w:tc>
+      </w:tr>
+      <w:tr>
+        <w:trPr>
+          <w:cantSplit/>
+        </w:trPr>
+        <w:tc>
+          <w:tcPr>
+            <w:tcW w:w="2469" w:type="dxa"/>
+          </w:tcPr>
+          <w:p>
+            <w:pPr>
+              <w:pStyle w:val="Compact"/>
+              <w:jc w:val="left"/>
+            </w:pPr>
+            <w:r>
+              <w:rPr>
+                <w:sz w:val="18"/>
+              </w:rPr>
+              <w:t xml:space="preserve">Zabbix</w:t>
+            </w:r>
+          </w:p>
+        </w:tc>
+        <w:tc>
+          <w:tcPr>
+            <w:tcW w:w="2469" w:type="dxa"/>
+          </w:tcPr>
+          <w:p>
+            <w:pPr>
+              <w:pStyle w:val="Compact"/>
+              <w:jc w:val="left"/>
+            </w:pPr>
+            <w:r>
+              <w:rPr>
+                <w:sz w:val="18"/>
+              </w:rPr>
+              <w:t xml:space="preserve">Sistema externo</w:t>
+            </w:r>
+          </w:p>
+        </w:tc>
+        <w:tc>
+          <w:tcPr>
+            <w:tcW w:w="3900" w:type="dxa"/>
+          </w:tcPr>
+          <w:p>
+            <w:pPr>
+              <w:pStyle w:val="Compact"/>
+              <w:jc w:val="left"/>
+            </w:pPr>
+            <w:r>
+              <w:rPr>
+                <w:sz w:val="18"/>
+              </w:rPr>
+              <w:t xml:space="preserve">Responde las consultas de estado y eventos de servidores.</w:t>
+            </w:r>
+          </w:p>
+        </w:tc>
+      </w:tr>
+      <w:tr>
+        <w:trPr>
+          <w:cantSplit/>
+        </w:trPr>
+        <w:tc>
+          <w:tcPr>
+            <w:tcW w:w="2469" w:type="dxa"/>
+          </w:tcPr>
+          <w:p>
+            <w:pPr>
+              <w:pStyle w:val="Compact"/>
+              <w:jc w:val="left"/>
+            </w:pPr>
+            <w:r>
+              <w:rPr>
+                <w:sz w:val="18"/>
+              </w:rPr>
+              <w:t xml:space="preserve">Microsoft Forms, Power Automate y Microsoft Teams</w:t>
+            </w:r>
+          </w:p>
+        </w:tc>
+        <w:tc>
+          <w:tcPr>
+            <w:tcW w:w="2469" w:type="dxa"/>
+          </w:tcPr>
+          <w:p>
+            <w:pPr>
+              <w:pStyle w:val="Compact"/>
+              <w:jc w:val="left"/>
+            </w:pPr>
+            <w:r>
+              <w:rPr>
+                <w:sz w:val="18"/>
+              </w:rPr>
+              <w:t xml:space="preserve">Sistema externo</w:t>
+            </w:r>
+          </w:p>
+        </w:tc>
+        <w:tc>
+          <w:tcPr>
+            <w:tcW w:w="3900" w:type="dxa"/>
+          </w:tcPr>
+          <w:p>
+            <w:pPr>
+              <w:pStyle w:val="Compact"/>
+              <w:jc w:val="left"/>
+            </w:pPr>
+            <w:r>
+              <w:rPr>
+                <w:sz w:val="18"/>
+              </w:rPr>
+              <w:t xml:space="preserve">Reciben la solicitud de intervención. La Jefatura la aprueba en Microsoft Teams con un flujo de Power Automate.</w:t>
+            </w:r>
+          </w:p>
+        </w:tc>
+      </w:tr>
+      <w:tr>
+        <w:trPr>
+          <w:cantSplit/>
+        </w:trPr>
+        <w:tc>
+          <w:tcPr>
+            <w:tcW w:w="2469" w:type="dxa"/>
+          </w:tcPr>
+          <w:p>
+            <w:pPr>
+              <w:pStyle w:val="Compact"/>
+              <w:jc w:val="left"/>
+            </w:pPr>
+            <w:r>
+              <w:rPr>
+                <w:sz w:val="18"/>
+              </w:rPr>
+              <w:t xml:space="preserve">Calendario de Outlook (Microsoft 365)</w:t>
+            </w:r>
+          </w:p>
+        </w:tc>
+        <w:tc>
+          <w:tcPr>
+            <w:tcW w:w="2469" w:type="dxa"/>
+          </w:tcPr>
+          <w:p>
+            <w:pPr>
+              <w:pStyle w:val="Compact"/>
+              <w:jc w:val="left"/>
+            </w:pPr>
+            <w:r>
+              <w:rPr>
+                <w:sz w:val="18"/>
+              </w:rPr>
+              <w:t xml:space="preserve">Sistema externo</w:t>
+            </w:r>
+          </w:p>
+        </w:tc>
+        <w:tc>
+          <w:tcPr>
+            <w:tcW w:w="3900" w:type="dxa"/>
+          </w:tcPr>
+          <w:p>
+            <w:pPr>
+              <w:pStyle w:val="Compact"/>
+              <w:jc w:val="left"/>
+            </w:pPr>
+            <w:r>
+              <w:rPr>
+                <w:sz w:val="18"/>
+              </w:rPr>
+              <w:t xml:space="preserve">Muestra las intervenciones agendadas.</w:t>
+            </w:r>
+          </w:p>
+        </w:tc>
+      </w:tr>
+      <w:tr>
+        <w:trPr>
+          <w:cantSplit/>
+        </w:trPr>
+        <w:tc>
+          <w:tcPr>
+            <w:tcW w:w="2469" w:type="dxa"/>
+          </w:tcPr>
+          <w:p>
+            <w:pPr>
+              <w:pStyle w:val="Compact"/>
+              <w:jc w:val="left"/>
+            </w:pPr>
+            <w:r>
+              <w:rPr>
+                <w:sz w:val="18"/>
+              </w:rPr>
+              <w:t xml:space="preserve">Servidor SMTP</w:t>
+            </w:r>
+          </w:p>
+        </w:tc>
+        <w:tc>
+          <w:tcPr>
+            <w:tcW w:w="2469" w:type="dxa"/>
+          </w:tcPr>
+          <w:p>
+            <w:pPr>
+              <w:pStyle w:val="Compact"/>
+              <w:jc w:val="left"/>
+            </w:pPr>
+            <w:r>
+              <w:rPr>
+                <w:sz w:val="18"/>
+              </w:rPr>
+              <w:t xml:space="preserve">Sistema externo</w:t>
+            </w:r>
+          </w:p>
+        </w:tc>
+        <w:tc>
+          <w:tcPr>
+            <w:tcW w:w="3900" w:type="dxa"/>
+          </w:tcPr>
+          <w:p>
+            <w:pPr>
+              <w:pStyle w:val="Compact"/>
+              <w:jc w:val="left"/>
+            </w:pPr>
+            <w:r>
+              <w:rPr>
+                <w:sz w:val="18"/>
+              </w:rPr>
+              <w:t xml:space="preserve">Envía los correos de alertas, recuperación y avisos.</w:t>
+            </w:r>
+          </w:p>
+        </w:tc>
+      </w:tr>
+      <w:tr>
+        <w:trPr>
+          <w:cantSplit/>
+        </w:trPr>
+        <w:tc>
+          <w:tcPr>
+            <w:tcW w:w="2469" w:type="dxa"/>
           </w:tcPr>
           <w:p>
             <w:pPr>
@@ -2692,7 +2692,7 @@
         </w:tc>
         <w:tc>
           <w:tcPr>
-            <w:tcW w:w="2211" w:type="dxa"/>
+            <w:tcW w:w="2469" w:type="dxa"/>
           </w:tcPr>
           <w:p>
             <w:pPr>
@@ -2709,7 +2709,7 @@
         </w:tc>
         <w:tc>
           <w:tcPr>
-            <w:tcW w:w="3491" w:type="dxa"/>
+            <w:tcW w:w="3900" w:type="dxa"/>
           </w:tcPr>
           <w:p>
             <w:pPr>
@@ -5726,7 +5726,7 @@
     <w:tbl>
       <w:tblPr>
         <w:tblStyle w:val="Table"/>
-        <w:tblW w:type="auto" w:w="0"/>
+        <w:tblW w:type="pct" w:w="5000"/>
         <w:tblLook w:firstRow="1" w:lastRow="0" w:firstColumn="0" w:lastColumn="0" w:noHBand="0" w:noVBand="0" w:val="0020"/>
         <w:jc w:val="start"/>
         <w:tblBorders>
@@ -5739,10 +5739,10 @@
         </w:tblBorders>
       </w:tblPr>
       <w:tblGrid>
-        <w:gridCol w:w="2130"/>
-        <w:gridCol w:w="1941"/>
-        <w:gridCol w:w="1994"/>
-        <w:gridCol w:w="1844"/>
+        <w:gridCol w:w="2380"/>
+        <w:gridCol w:w="2169"/>
+        <w:gridCol w:w="2228"/>
+        <w:gridCol w:w="2061"/>
       </w:tblGrid>
       <w:tr>
         <w:trPr>
@@ -5751,7 +5751,7 @@
         </w:trPr>
         <w:tc>
           <w:tcPr>
-            <w:tcW w:w="2130" w:type="dxa"/>
+            <w:tcW w:w="2380" w:type="dxa"/>
             <w:shd w:val="clear" w:color="auto" w:fill="D9E2F3"/>
           </w:tcPr>
           <w:p>
@@ -5770,7 +5770,7 @@
         </w:tc>
         <w:tc>
           <w:tcPr>
-            <w:tcW w:w="1941" w:type="dxa"/>
+            <w:tcW w:w="2169" w:type="dxa"/>
             <w:shd w:val="clear" w:color="auto" w:fill="D9E2F3"/>
           </w:tcPr>
           <w:p>
@@ -5789,7 +5789,7 @@
         </w:tc>
         <w:tc>
           <w:tcPr>
-            <w:tcW w:w="1994" w:type="dxa"/>
+            <w:tcW w:w="2228" w:type="dxa"/>
             <w:shd w:val="clear" w:color="auto" w:fill="D9E2F3"/>
           </w:tcPr>
           <w:p>
@@ -5808,7 +5808,7 @@
         </w:tc>
         <w:tc>
           <w:tcPr>
-            <w:tcW w:w="1844" w:type="dxa"/>
+            <w:tcW w:w="2061" w:type="dxa"/>
             <w:shd w:val="clear" w:color="auto" w:fill="D9E2F3"/>
           </w:tcPr>
           <w:p>
@@ -5832,7 +5832,7 @@
         </w:trPr>
         <w:tc>
           <w:tcPr>
-            <w:tcW w:w="2130" w:type="dxa"/>
+            <w:tcW w:w="2380" w:type="dxa"/>
           </w:tcPr>
           <w:p>
             <w:pPr>
@@ -5849,7 +5849,7 @@
         </w:tc>
         <w:tc>
           <w:tcPr>
-            <w:tcW w:w="1941" w:type="dxa"/>
+            <w:tcW w:w="2169" w:type="dxa"/>
           </w:tcPr>
           <w:p>
             <w:pPr>
@@ -5866,7 +5866,7 @@
         </w:tc>
         <w:tc>
           <w:tcPr>
-            <w:tcW w:w="1994" w:type="dxa"/>
+            <w:tcW w:w="2228" w:type="dxa"/>
           </w:tcPr>
           <w:p>
             <w:pPr>
@@ -5883,7 +5883,7 @@
         </w:tc>
         <w:tc>
           <w:tcPr>
-            <w:tcW w:w="1844" w:type="dxa"/>
+            <w:tcW w:w="2061" w:type="dxa"/>
           </w:tcPr>
           <w:p>
             <w:pPr>
@@ -5905,7 +5905,7 @@
         </w:trPr>
         <w:tc>
           <w:tcPr>
-            <w:tcW w:w="2130" w:type="dxa"/>
+            <w:tcW w:w="2380" w:type="dxa"/>
           </w:tcPr>
           <w:p>
             <w:pPr>
@@ -5922,7 +5922,7 @@
         </w:tc>
         <w:tc>
           <w:tcPr>
-            <w:tcW w:w="1941" w:type="dxa"/>
+            <w:tcW w:w="2169" w:type="dxa"/>
           </w:tcPr>
           <w:p>
             <w:pPr>
@@ -5939,7 +5939,7 @@
         </w:tc>
         <w:tc>
           <w:tcPr>
-            <w:tcW w:w="1994" w:type="dxa"/>
+            <w:tcW w:w="2228" w:type="dxa"/>
           </w:tcPr>
           <w:p>
             <w:pPr>
@@ -5956,7 +5956,7 @@
         </w:tc>
         <w:tc>
           <w:tcPr>
-            <w:tcW w:w="1844" w:type="dxa"/>
+            <w:tcW w:w="2061" w:type="dxa"/>
           </w:tcPr>
           <w:p>
             <w:pPr>
@@ -5978,7 +5978,7 @@
         </w:trPr>
         <w:tc>
           <w:tcPr>
-            <w:tcW w:w="2130" w:type="dxa"/>
+            <w:tcW w:w="2380" w:type="dxa"/>
           </w:tcPr>
           <w:p>
             <w:pPr>
@@ -5995,7 +5995,7 @@
         </w:tc>
         <w:tc>
           <w:tcPr>
-            <w:tcW w:w="1941" w:type="dxa"/>
+            <w:tcW w:w="2169" w:type="dxa"/>
           </w:tcPr>
           <w:p>
             <w:pPr>
@@ -6012,7 +6012,7 @@
         </w:tc>
         <w:tc>
           <w:tcPr>
-            <w:tcW w:w="1994" w:type="dxa"/>
+            <w:tcW w:w="2228" w:type="dxa"/>
           </w:tcPr>
           <w:p>
             <w:pPr>
@@ -6029,7 +6029,7 @@
         </w:tc>
         <w:tc>
           <w:tcPr>
-            <w:tcW w:w="1844" w:type="dxa"/>
+            <w:tcW w:w="2061" w:type="dxa"/>
           </w:tcPr>
           <w:p>
             <w:pPr>
@@ -6051,7 +6051,7 @@
         </w:trPr>
         <w:tc>
           <w:tcPr>
-            <w:tcW w:w="2130" w:type="dxa"/>
+            <w:tcW w:w="2380" w:type="dxa"/>
           </w:tcPr>
           <w:p>
             <w:pPr>
@@ -6068,7 +6068,7 @@
         </w:tc>
         <w:tc>
           <w:tcPr>
-            <w:tcW w:w="1941" w:type="dxa"/>
+            <w:tcW w:w="2169" w:type="dxa"/>
           </w:tcPr>
           <w:p>
             <w:pPr>
@@ -6085,7 +6085,7 @@
         </w:tc>
         <w:tc>
           <w:tcPr>
-            <w:tcW w:w="1994" w:type="dxa"/>
+            <w:tcW w:w="2228" w:type="dxa"/>
           </w:tcPr>
           <w:p>
             <w:pPr>
@@ -6102,7 +6102,7 @@
         </w:tc>
         <w:tc>
           <w:tcPr>
-            <w:tcW w:w="1844" w:type="dxa"/>
+            <w:tcW w:w="2061" w:type="dxa"/>
           </w:tcPr>
           <w:p>
             <w:pPr>
@@ -6124,7 +6124,7 @@
         </w:trPr>
         <w:tc>
           <w:tcPr>
-            <w:tcW w:w="2130" w:type="dxa"/>
+            <w:tcW w:w="2380" w:type="dxa"/>
           </w:tcPr>
           <w:p>
             <w:pPr>
@@ -6141,7 +6141,7 @@
         </w:tc>
         <w:tc>
           <w:tcPr>
-            <w:tcW w:w="1941" w:type="dxa"/>
+            <w:tcW w:w="2169" w:type="dxa"/>
           </w:tcPr>
           <w:p>
             <w:pPr>
@@ -6158,7 +6158,7 @@
         </w:tc>
         <w:tc>
           <w:tcPr>
-            <w:tcW w:w="1994" w:type="dxa"/>
+            <w:tcW w:w="2228" w:type="dxa"/>
           </w:tcPr>
           <w:p>
             <w:pPr>
@@ -6175,7 +6175,7 @@
         </w:tc>
         <w:tc>
           <w:tcPr>
-            <w:tcW w:w="1844" w:type="dxa"/>
+            <w:tcW w:w="2061" w:type="dxa"/>
           </w:tcPr>
           <w:p>
             <w:pPr>
@@ -6197,7 +6197,7 @@
         </w:trPr>
         <w:tc>
           <w:tcPr>
-            <w:tcW w:w="2130" w:type="dxa"/>
+            <w:tcW w:w="2380" w:type="dxa"/>
           </w:tcPr>
           <w:p>
             <w:pPr>
@@ -6214,7 +6214,7 @@
         </w:tc>
         <w:tc>
           <w:tcPr>
-            <w:tcW w:w="1941" w:type="dxa"/>
+            <w:tcW w:w="2169" w:type="dxa"/>
           </w:tcPr>
           <w:p>
             <w:pPr>
@@ -6231,7 +6231,7 @@
         </w:tc>
         <w:tc>
           <w:tcPr>
-            <w:tcW w:w="1994" w:type="dxa"/>
+            <w:tcW w:w="2228" w:type="dxa"/>
           </w:tcPr>
           <w:p>
             <w:pPr>
@@ -6248,7 +6248,7 @@
         </w:tc>
         <w:tc>
           <w:tcPr>
-            <w:tcW w:w="1844" w:type="dxa"/>
+            <w:tcW w:w="2061" w:type="dxa"/>
           </w:tcPr>
           <w:p>
             <w:pPr>
@@ -6270,7 +6270,7 @@
         </w:trPr>
         <w:tc>
           <w:tcPr>
-            <w:tcW w:w="2130" w:type="dxa"/>
+            <w:tcW w:w="2380" w:type="dxa"/>
           </w:tcPr>
           <w:p>
             <w:pPr>
@@ -6287,7 +6287,7 @@
         </w:tc>
         <w:tc>
           <w:tcPr>
-            <w:tcW w:w="1941" w:type="dxa"/>
+            <w:tcW w:w="2169" w:type="dxa"/>
           </w:tcPr>
           <w:p>
             <w:pPr>
@@ -6304,7 +6304,7 @@
         </w:tc>
         <w:tc>
           <w:tcPr>
-            <w:tcW w:w="1994" w:type="dxa"/>
+            <w:tcW w:w="2228" w:type="dxa"/>
           </w:tcPr>
           <w:p>
             <w:pPr>
@@ -6321,7 +6321,7 @@
         </w:tc>
         <w:tc>
           <w:tcPr>
-            <w:tcW w:w="1844" w:type="dxa"/>
+            <w:tcW w:w="2061" w:type="dxa"/>
           </w:tcPr>
           <w:p>
             <w:pPr>
@@ -6343,7 +6343,7 @@
         </w:trPr>
         <w:tc>
           <w:tcPr>
-            <w:tcW w:w="2130" w:type="dxa"/>
+            <w:tcW w:w="2380" w:type="dxa"/>
           </w:tcPr>
           <w:p>
             <w:pPr>
@@ -6360,7 +6360,7 @@
         </w:tc>
         <w:tc>
           <w:tcPr>
-            <w:tcW w:w="1941" w:type="dxa"/>
+            <w:tcW w:w="2169" w:type="dxa"/>
           </w:tcPr>
           <w:p>
             <w:pPr>
@@ -6377,7 +6377,7 @@
         </w:tc>
         <w:tc>
           <w:tcPr>
-            <w:tcW w:w="1994" w:type="dxa"/>
+            <w:tcW w:w="2228" w:type="dxa"/>
           </w:tcPr>
           <w:p>
             <w:pPr>
@@ -6394,7 +6394,7 @@
         </w:tc>
         <w:tc>
           <w:tcPr>
-            <w:tcW w:w="1844" w:type="dxa"/>
+            <w:tcW w:w="2061" w:type="dxa"/>
           </w:tcPr>
           <w:p>
             <w:pPr>
@@ -6416,7 +6416,7 @@
         </w:trPr>
         <w:tc>
           <w:tcPr>
-            <w:tcW w:w="2130" w:type="dxa"/>
+            <w:tcW w:w="2380" w:type="dxa"/>
           </w:tcPr>
           <w:p>
             <w:pPr>
@@ -6433,7 +6433,7 @@
         </w:tc>
         <w:tc>
           <w:tcPr>
-            <w:tcW w:w="1941" w:type="dxa"/>
+            <w:tcW w:w="2169" w:type="dxa"/>
           </w:tcPr>
           <w:p>
             <w:pPr>
@@ -6450,7 +6450,7 @@
         </w:tc>
         <w:tc>
           <w:tcPr>
-            <w:tcW w:w="1994" w:type="dxa"/>
+            <w:tcW w:w="2228" w:type="dxa"/>
           </w:tcPr>
           <w:p>
             <w:pPr>
@@ -6467,7 +6467,7 @@
         </w:tc>
         <w:tc>
           <w:tcPr>
-            <w:tcW w:w="1844" w:type="dxa"/>
+            <w:tcW w:w="2061" w:type="dxa"/>
           </w:tcPr>
           <w:p>
             <w:pPr>
@@ -6489,7 +6489,7 @@
         </w:trPr>
         <w:tc>
           <w:tcPr>
-            <w:tcW w:w="2130" w:type="dxa"/>
+            <w:tcW w:w="2380" w:type="dxa"/>
           </w:tcPr>
           <w:p>
             <w:pPr>
@@ -6506,7 +6506,7 @@
         </w:tc>
         <w:tc>
           <w:tcPr>
-            <w:tcW w:w="1941" w:type="dxa"/>
+            <w:tcW w:w="2169" w:type="dxa"/>
           </w:tcPr>
           <w:p>
             <w:pPr>
@@ -6523,7 +6523,7 @@
         </w:tc>
         <w:tc>
           <w:tcPr>
-            <w:tcW w:w="1994" w:type="dxa"/>
+            <w:tcW w:w="2228" w:type="dxa"/>
           </w:tcPr>
           <w:p>
             <w:pPr>
@@ -6540,7 +6540,7 @@
         </w:tc>
         <w:tc>
           <w:tcPr>
-            <w:tcW w:w="1844" w:type="dxa"/>
+            <w:tcW w:w="2061" w:type="dxa"/>
           </w:tcPr>
           <w:p>
             <w:pPr>
@@ -6562,7 +6562,7 @@
         </w:trPr>
         <w:tc>
           <w:tcPr>
-            <w:tcW w:w="2130" w:type="dxa"/>
+            <w:tcW w:w="2380" w:type="dxa"/>
           </w:tcPr>
           <w:p>
             <w:pPr>
@@ -6579,7 +6579,7 @@
         </w:tc>
         <w:tc>
           <w:tcPr>
-            <w:tcW w:w="1941" w:type="dxa"/>
+            <w:tcW w:w="2169" w:type="dxa"/>
           </w:tcPr>
           <w:p>
             <w:pPr>
@@ -6596,7 +6596,7 @@
         </w:tc>
         <w:tc>
           <w:tcPr>
-            <w:tcW w:w="1994" w:type="dxa"/>
+            <w:tcW w:w="2228" w:type="dxa"/>
           </w:tcPr>
           <w:p>
             <w:pPr>
@@ -6613,7 +6613,7 @@
         </w:tc>
         <w:tc>
           <w:tcPr>
-            <w:tcW w:w="1844" w:type="dxa"/>
+            <w:tcW w:w="2061" w:type="dxa"/>
           </w:tcPr>
           <w:p>
             <w:pPr>
@@ -6635,7 +6635,7 @@
         </w:trPr>
         <w:tc>
           <w:tcPr>
-            <w:tcW w:w="2130" w:type="dxa"/>
+            <w:tcW w:w="2380" w:type="dxa"/>
           </w:tcPr>
           <w:p>
             <w:pPr>
@@ -6652,7 +6652,7 @@
         </w:tc>
         <w:tc>
           <w:tcPr>
-            <w:tcW w:w="1941" w:type="dxa"/>
+            <w:tcW w:w="2169" w:type="dxa"/>
           </w:tcPr>
           <w:p>
             <w:pPr>
@@ -6669,7 +6669,7 @@
         </w:tc>
         <w:tc>
           <w:tcPr>
-            <w:tcW w:w="1994" w:type="dxa"/>
+            <w:tcW w:w="2228" w:type="dxa"/>
           </w:tcPr>
           <w:p>
             <w:pPr>
@@ -6686,7 +6686,7 @@
         </w:tc>
         <w:tc>
           <w:tcPr>
-            <w:tcW w:w="1844" w:type="dxa"/>
+            <w:tcW w:w="2061" w:type="dxa"/>
           </w:tcPr>
           <w:p>
             <w:pPr>
@@ -6708,7 +6708,7 @@
         </w:trPr>
         <w:tc>
           <w:tcPr>
-            <w:tcW w:w="2130" w:type="dxa"/>
+            <w:tcW w:w="2380" w:type="dxa"/>
           </w:tcPr>
           <w:p>
             <w:pPr>
@@ -6725,7 +6725,7 @@
         </w:tc>
         <w:tc>
           <w:tcPr>
-            <w:tcW w:w="1941" w:type="dxa"/>
+            <w:tcW w:w="2169" w:type="dxa"/>
           </w:tcPr>
           <w:p>
             <w:pPr>
@@ -6742,7 +6742,7 @@
         </w:tc>
         <w:tc>
           <w:tcPr>
-            <w:tcW w:w="1994" w:type="dxa"/>
+            <w:tcW w:w="2228" w:type="dxa"/>
           </w:tcPr>
           <w:p>
             <w:pPr>
@@ -6759,7 +6759,7 @@
         </w:tc>
         <w:tc>
           <w:tcPr>
-            <w:tcW w:w="1844" w:type="dxa"/>
+            <w:tcW w:w="2061" w:type="dxa"/>
           </w:tcPr>
           <w:p>
             <w:pPr>
@@ -6781,7 +6781,7 @@
         </w:trPr>
         <w:tc>
           <w:tcPr>
-            <w:tcW w:w="2130" w:type="dxa"/>
+            <w:tcW w:w="2380" w:type="dxa"/>
           </w:tcPr>
           <w:p>
             <w:pPr>
@@ -6798,7 +6798,7 @@
         </w:tc>
         <w:tc>
           <w:tcPr>
-            <w:tcW w:w="1941" w:type="dxa"/>
+            <w:tcW w:w="2169" w:type="dxa"/>
           </w:tcPr>
           <w:p>
             <w:pPr>
@@ -6815,7 +6815,7 @@
         </w:tc>
         <w:tc>
           <w:tcPr>
-            <w:tcW w:w="1994" w:type="dxa"/>
+            <w:tcW w:w="2228" w:type="dxa"/>
           </w:tcPr>
           <w:p>
             <w:pPr>
@@ -6832,7 +6832,7 @@
         </w:tc>
         <w:tc>
           <w:tcPr>
-            <w:tcW w:w="1844" w:type="dxa"/>
+            <w:tcW w:w="2061" w:type="dxa"/>
           </w:tcPr>
           <w:p>
             <w:pPr>
@@ -6854,7 +6854,7 @@
         </w:trPr>
         <w:tc>
           <w:tcPr>
-            <w:tcW w:w="2130" w:type="dxa"/>
+            <w:tcW w:w="2380" w:type="dxa"/>
           </w:tcPr>
           <w:p>
             <w:pPr>
@@ -6871,7 +6871,7 @@
         </w:tc>
         <w:tc>
           <w:tcPr>
-            <w:tcW w:w="1941" w:type="dxa"/>
+            <w:tcW w:w="2169" w:type="dxa"/>
           </w:tcPr>
           <w:p>
             <w:pPr>
@@ -6888,7 +6888,7 @@
         </w:tc>
         <w:tc>
           <w:tcPr>
-            <w:tcW w:w="1994" w:type="dxa"/>
+            <w:tcW w:w="2228" w:type="dxa"/>
           </w:tcPr>
           <w:p>
             <w:pPr>
@@ -6905,7 +6905,7 @@
         </w:tc>
         <w:tc>
           <w:tcPr>
-            <w:tcW w:w="1844" w:type="dxa"/>
+            <w:tcW w:w="2061" w:type="dxa"/>
           </w:tcPr>
           <w:p>
             <w:pPr>
@@ -6927,7 +6927,7 @@
         </w:trPr>
         <w:tc>
           <w:tcPr>
-            <w:tcW w:w="2130" w:type="dxa"/>
+            <w:tcW w:w="2380" w:type="dxa"/>
           </w:tcPr>
           <w:p>
             <w:pPr>
@@ -6944,7 +6944,7 @@
         </w:tc>
         <w:tc>
           <w:tcPr>
-            <w:tcW w:w="1941" w:type="dxa"/>
+            <w:tcW w:w="2169" w:type="dxa"/>
           </w:tcPr>
           <w:p>
             <w:pPr>
@@ -6961,7 +6961,7 @@
         </w:tc>
         <w:tc>
           <w:tcPr>
-            <w:tcW w:w="1994" w:type="dxa"/>
+            <w:tcW w:w="2228" w:type="dxa"/>
           </w:tcPr>
           <w:p>
             <w:pPr>
@@ -6978,7 +6978,7 @@
         </w:tc>
         <w:tc>
           <w:tcPr>
-            <w:tcW w:w="1844" w:type="dxa"/>
+            <w:tcW w:w="2061" w:type="dxa"/>
           </w:tcPr>
           <w:p>
             <w:pPr>
@@ -7000,7 +7000,7 @@
         </w:trPr>
         <w:tc>
           <w:tcPr>
-            <w:tcW w:w="2130" w:type="dxa"/>
+            <w:tcW w:w="2380" w:type="dxa"/>
           </w:tcPr>
           <w:p>
             <w:pPr>
@@ -7017,7 +7017,7 @@
         </w:tc>
         <w:tc>
           <w:tcPr>
-            <w:tcW w:w="1941" w:type="dxa"/>
+            <w:tcW w:w="2169" w:type="dxa"/>
           </w:tcPr>
           <w:p>
             <w:pPr>
@@ -7034,17 +7034,17 @@
         </w:tc>
         <w:tc>
           <w:tcPr>
-            <w:tcW w:w="1994" w:type="dxa"/>
-          </w:tcPr>
-          <w:p>
-            <w:pPr>
-              <w:pStyle w:val="Compact"/>
-            </w:pPr>
-          </w:p>
-        </w:tc>
-        <w:tc>
-          <w:tcPr>
-            <w:tcW w:w="1844" w:type="dxa"/>
+            <w:tcW w:w="2228" w:type="dxa"/>
+          </w:tcPr>
+          <w:p>
+            <w:pPr>
+              <w:pStyle w:val="Compact"/>
+            </w:pPr>
+          </w:p>
+        </w:tc>
+        <w:tc>
+          <w:tcPr>
+            <w:tcW w:w="2061" w:type="dxa"/>
           </w:tcPr>
           <w:p>
             <w:pPr>
@@ -7059,7 +7059,7 @@
         </w:trPr>
         <w:tc>
           <w:tcPr>
-            <w:tcW w:w="2130" w:type="dxa"/>
+            <w:tcW w:w="2380" w:type="dxa"/>
           </w:tcPr>
           <w:p>
             <w:pPr>
@@ -7076,7 +7076,7 @@
         </w:tc>
         <w:tc>
           <w:tcPr>
-            <w:tcW w:w="1941" w:type="dxa"/>
+            <w:tcW w:w="2169" w:type="dxa"/>
           </w:tcPr>
           <w:p>
             <w:pPr>
@@ -7093,17 +7093,17 @@
         </w:tc>
         <w:tc>
           <w:tcPr>
-            <w:tcW w:w="1994" w:type="dxa"/>
-          </w:tcPr>
-          <w:p>
-            <w:pPr>
-              <w:pStyle w:val="Compact"/>
-            </w:pPr>
-          </w:p>
-        </w:tc>
-        <w:tc>
-          <w:tcPr>
-            <w:tcW w:w="1844" w:type="dxa"/>
+            <w:tcW w:w="2228" w:type="dxa"/>
+          </w:tcPr>
+          <w:p>
+            <w:pPr>
+              <w:pStyle w:val="Compact"/>
+            </w:pPr>
+          </w:p>
+        </w:tc>
+        <w:tc>
+          <w:tcPr>
+            <w:tcW w:w="2061" w:type="dxa"/>
           </w:tcPr>
           <w:p>
             <w:pPr>
@@ -7118,7 +7118,7 @@
         </w:trPr>
         <w:tc>
           <w:tcPr>
-            <w:tcW w:w="2130" w:type="dxa"/>
+            <w:tcW w:w="2380" w:type="dxa"/>
           </w:tcPr>
           <w:p>
             <w:pPr>
@@ -7135,7 +7135,7 @@
         </w:tc>
         <w:tc>
           <w:tcPr>
-            <w:tcW w:w="1941" w:type="dxa"/>
+            <w:tcW w:w="2169" w:type="dxa"/>
           </w:tcPr>
           <w:p>
             <w:pPr>
@@ -7152,17 +7152,17 @@
         </w:tc>
         <w:tc>
           <w:tcPr>
-            <w:tcW w:w="1994" w:type="dxa"/>
-          </w:tcPr>
-          <w:p>
-            <w:pPr>
-              <w:pStyle w:val="Compact"/>
-            </w:pPr>
-          </w:p>
-        </w:tc>
-        <w:tc>
-          <w:tcPr>
-            <w:tcW w:w="1844" w:type="dxa"/>
+            <w:tcW w:w="2228" w:type="dxa"/>
+          </w:tcPr>
+          <w:p>
+            <w:pPr>
+              <w:pStyle w:val="Compact"/>
+            </w:pPr>
+          </w:p>
+        </w:tc>
+        <w:tc>
+          <w:tcPr>
+            <w:tcW w:w="2061" w:type="dxa"/>
           </w:tcPr>
           <w:p>
             <w:pPr>
@@ -7177,7 +7177,7 @@
         </w:trPr>
         <w:tc>
           <w:tcPr>
-            <w:tcW w:w="2130" w:type="dxa"/>
+            <w:tcW w:w="2380" w:type="dxa"/>
           </w:tcPr>
           <w:p>
             <w:pPr>
@@ -7194,7 +7194,7 @@
         </w:tc>
         <w:tc>
           <w:tcPr>
-            <w:tcW w:w="1941" w:type="dxa"/>
+            <w:tcW w:w="2169" w:type="dxa"/>
           </w:tcPr>
           <w:p>
             <w:pPr>
@@ -7211,17 +7211,17 @@
         </w:tc>
         <w:tc>
           <w:tcPr>
-            <w:tcW w:w="1994" w:type="dxa"/>
-          </w:tcPr>
-          <w:p>
-            <w:pPr>
-              <w:pStyle w:val="Compact"/>
-            </w:pPr>
-          </w:p>
-        </w:tc>
-        <w:tc>
-          <w:tcPr>
-            <w:tcW w:w="1844" w:type="dxa"/>
+            <w:tcW w:w="2228" w:type="dxa"/>
+          </w:tcPr>
+          <w:p>
+            <w:pPr>
+              <w:pStyle w:val="Compact"/>
+            </w:pPr>
+          </w:p>
+        </w:tc>
+        <w:tc>
+          <w:tcPr>
+            <w:tcW w:w="2061" w:type="dxa"/>
           </w:tcPr>
           <w:p>
             <w:pPr>
@@ -7257,11 +7257,11 @@
         </w:tblBorders>
       </w:tblPr>
       <w:tblGrid>
-        <w:gridCol w:w="979"/>
-        <w:gridCol w:w="2487"/>
-        <w:gridCol w:w="2136"/>
-        <w:gridCol w:w="1136"/>
-        <w:gridCol w:w="1168"/>
+        <w:gridCol w:w="1094"/>
+        <w:gridCol w:w="2780"/>
+        <w:gridCol w:w="2388"/>
+        <w:gridCol w:w="1270"/>
+        <w:gridCol w:w="1306"/>
       </w:tblGrid>
       <w:tr>
         <w:trPr>
@@ -7270,7 +7270,7 @@
         </w:trPr>
         <w:tc>
           <w:tcPr>
-            <w:tcW w:w="979" w:type="dxa"/>
+            <w:tcW w:w="1094" w:type="dxa"/>
             <w:shd w:val="clear" w:color="auto" w:fill="D9E2F3"/>
           </w:tcPr>
           <w:p>
@@ -7289,7 +7289,7 @@
         </w:tc>
         <w:tc>
           <w:tcPr>
-            <w:tcW w:w="2487" w:type="dxa"/>
+            <w:tcW w:w="2780" w:type="dxa"/>
             <w:shd w:val="clear" w:color="auto" w:fill="D9E2F3"/>
           </w:tcPr>
           <w:p>
@@ -7308,7 +7308,7 @@
         </w:tc>
         <w:tc>
           <w:tcPr>
-            <w:tcW w:w="2136" w:type="dxa"/>
+            <w:tcW w:w="2388" w:type="dxa"/>
             <w:shd w:val="clear" w:color="auto" w:fill="D9E2F3"/>
           </w:tcPr>
           <w:p>
@@ -7327,7 +7327,7 @@
         </w:tc>
         <w:tc>
           <w:tcPr>
-            <w:tcW w:w="1136" w:type="dxa"/>
+            <w:tcW w:w="1270" w:type="dxa"/>
             <w:shd w:val="clear" w:color="auto" w:fill="D9E2F3"/>
           </w:tcPr>
           <w:p>
@@ -7346,7 +7346,7 @@
         </w:tc>
         <w:tc>
           <w:tcPr>
-            <w:tcW w:w="1168" w:type="dxa"/>
+            <w:tcW w:w="1306" w:type="dxa"/>
             <w:shd w:val="clear" w:color="auto" w:fill="D9E2F3"/>
           </w:tcPr>
           <w:p>
@@ -7370,7 +7370,7 @@
         </w:trPr>
         <w:tc>
           <w:tcPr>
-            <w:tcW w:w="979" w:type="dxa"/>
+            <w:tcW w:w="1094" w:type="dxa"/>
           </w:tcPr>
           <w:p>
             <w:pPr>
@@ -7387,7 +7387,7 @@
         </w:tc>
         <w:tc>
           <w:tcPr>
-            <w:tcW w:w="2487" w:type="dxa"/>
+            <w:tcW w:w="2780" w:type="dxa"/>
           </w:tcPr>
           <w:p>
             <w:pPr>
@@ -7404,7 +7404,7 @@
         </w:tc>
         <w:tc>
           <w:tcPr>
-            <w:tcW w:w="2136" w:type="dxa"/>
+            <w:tcW w:w="2388" w:type="dxa"/>
           </w:tcPr>
           <w:p>
             <w:pPr>
@@ -7421,7 +7421,7 @@
         </w:tc>
         <w:tc>
           <w:tcPr>
-            <w:tcW w:w="1136" w:type="dxa"/>
+            <w:tcW w:w="1270" w:type="dxa"/>
           </w:tcPr>
           <w:p>
             <w:pPr>
@@ -7438,7 +7438,7 @@
         </w:tc>
         <w:tc>
           <w:tcPr>
-            <w:tcW w:w="1168" w:type="dxa"/>
+            <w:tcW w:w="1306" w:type="dxa"/>
           </w:tcPr>
           <w:p>
             <w:pPr>
@@ -7460,7 +7460,7 @@
         </w:trPr>
         <w:tc>
           <w:tcPr>
-            <w:tcW w:w="979" w:type="dxa"/>
+            <w:tcW w:w="1094" w:type="dxa"/>
           </w:tcPr>
           <w:p>
             <w:pPr>
@@ -7477,7 +7477,7 @@
         </w:tc>
         <w:tc>
           <w:tcPr>
-            <w:tcW w:w="2487" w:type="dxa"/>
+            <w:tcW w:w="2780" w:type="dxa"/>
           </w:tcPr>
           <w:p>
             <w:pPr>
@@ -7494,7 +7494,7 @@
         </w:tc>
         <w:tc>
           <w:tcPr>
-            <w:tcW w:w="2136" w:type="dxa"/>
+            <w:tcW w:w="2388" w:type="dxa"/>
           </w:tcPr>
           <w:p>
             <w:pPr>
@@ -7511,7 +7511,7 @@
         </w:tc>
         <w:tc>
           <w:tcPr>
-            <w:tcW w:w="1136" w:type="dxa"/>
+            <w:tcW w:w="1270" w:type="dxa"/>
           </w:tcPr>
           <w:p>
             <w:pPr>
@@ -7528,7 +7528,7 @@
         </w:tc>
         <w:tc>
           <w:tcPr>
-            <w:tcW w:w="1168" w:type="dxa"/>
+            <w:tcW w:w="1306" w:type="dxa"/>
           </w:tcPr>
           <w:p>
             <w:pPr>
@@ -7550,7 +7550,7 @@
         </w:trPr>
         <w:tc>
           <w:tcPr>
-            <w:tcW w:w="979" w:type="dxa"/>
+            <w:tcW w:w="1094" w:type="dxa"/>
           </w:tcPr>
           <w:p>
             <w:pPr>
@@ -7567,7 +7567,7 @@
         </w:tc>
         <w:tc>
           <w:tcPr>
-            <w:tcW w:w="2487" w:type="dxa"/>
+            <w:tcW w:w="2780" w:type="dxa"/>
           </w:tcPr>
           <w:p>
             <w:pPr>
@@ -7584,7 +7584,7 @@
         </w:tc>
         <w:tc>
           <w:tcPr>
-            <w:tcW w:w="2136" w:type="dxa"/>
+            <w:tcW w:w="2388" w:type="dxa"/>
           </w:tcPr>
           <w:p>
             <w:pPr>
@@ -7601,7 +7601,7 @@
         </w:tc>
         <w:tc>
           <w:tcPr>
-            <w:tcW w:w="1136" w:type="dxa"/>
+            <w:tcW w:w="1270" w:type="dxa"/>
           </w:tcPr>
           <w:p>
             <w:pPr>
@@ -7618,7 +7618,7 @@
         </w:tc>
         <w:tc>
           <w:tcPr>
-            <w:tcW w:w="1168" w:type="dxa"/>
+            <w:tcW w:w="1306" w:type="dxa"/>
           </w:tcPr>
           <w:p>
             <w:pPr>
@@ -7640,7 +7640,7 @@
         </w:trPr>
         <w:tc>
           <w:tcPr>
-            <w:tcW w:w="979" w:type="dxa"/>
+            <w:tcW w:w="1094" w:type="dxa"/>
           </w:tcPr>
           <w:p>
             <w:pPr>
@@ -7657,7 +7657,7 @@
         </w:tc>
         <w:tc>
           <w:tcPr>
-            <w:tcW w:w="2487" w:type="dxa"/>
+            <w:tcW w:w="2780" w:type="dxa"/>
           </w:tcPr>
           <w:p>
             <w:pPr>
@@ -7674,7 +7674,7 @@
         </w:tc>
         <w:tc>
           <w:tcPr>
-            <w:tcW w:w="2136" w:type="dxa"/>
+            <w:tcW w:w="2388" w:type="dxa"/>
           </w:tcPr>
           <w:p>
             <w:pPr>
@@ -7691,7 +7691,7 @@
         </w:tc>
         <w:tc>
           <w:tcPr>
-            <w:tcW w:w="1136" w:type="dxa"/>
+            <w:tcW w:w="1270" w:type="dxa"/>
           </w:tcPr>
           <w:p>
             <w:pPr>
@@ -7708,7 +7708,7 @@
         </w:tc>
         <w:tc>
           <w:tcPr>
-            <w:tcW w:w="1168" w:type="dxa"/>
+            <w:tcW w:w="1306" w:type="dxa"/>
           </w:tcPr>
           <w:p>
             <w:pPr>
@@ -7730,7 +7730,7 @@
         </w:trPr>
         <w:tc>
           <w:tcPr>
-            <w:tcW w:w="979" w:type="dxa"/>
+            <w:tcW w:w="1094" w:type="dxa"/>
           </w:tcPr>
           <w:p>
             <w:pPr>
@@ -7747,7 +7747,7 @@
         </w:tc>
         <w:tc>
           <w:tcPr>
-            <w:tcW w:w="2487" w:type="dxa"/>
+            <w:tcW w:w="2780" w:type="dxa"/>
           </w:tcPr>
           <w:p>
             <w:pPr>
@@ -7764,7 +7764,7 @@
         </w:tc>
         <w:tc>
           <w:tcPr>
-            <w:tcW w:w="2136" w:type="dxa"/>
+            <w:tcW w:w="2388" w:type="dxa"/>
           </w:tcPr>
           <w:p>
             <w:pPr>
@@ -7781,7 +7781,7 @@
         </w:tc>
         <w:tc>
           <w:tcPr>
-            <w:tcW w:w="1136" w:type="dxa"/>
+            <w:tcW w:w="1270" w:type="dxa"/>
           </w:tcPr>
           <w:p>
             <w:pPr>
@@ -7798,7 +7798,7 @@
         </w:tc>
         <w:tc>
           <w:tcPr>
-            <w:tcW w:w="1168" w:type="dxa"/>
+            <w:tcW w:w="1306" w:type="dxa"/>
           </w:tcPr>
           <w:p>
             <w:pPr>
@@ -7820,7 +7820,7 @@
         </w:trPr>
         <w:tc>
           <w:tcPr>
-            <w:tcW w:w="979" w:type="dxa"/>
+            <w:tcW w:w="1094" w:type="dxa"/>
           </w:tcPr>
           <w:p>
             <w:pPr>
@@ -7837,7 +7837,7 @@
         </w:tc>
         <w:tc>
           <w:tcPr>
-            <w:tcW w:w="2487" w:type="dxa"/>
+            <w:tcW w:w="2780" w:type="dxa"/>
           </w:tcPr>
           <w:p>
             <w:pPr>
@@ -7854,7 +7854,7 @@
         </w:tc>
         <w:tc>
           <w:tcPr>
-            <w:tcW w:w="2136" w:type="dxa"/>
+            <w:tcW w:w="2388" w:type="dxa"/>
           </w:tcPr>
           <w:p>
             <w:pPr>
@@ -7871,7 +7871,7 @@
         </w:tc>
         <w:tc>
           <w:tcPr>
-            <w:tcW w:w="1136" w:type="dxa"/>
+            <w:tcW w:w="1270" w:type="dxa"/>
           </w:tcPr>
           <w:p>
             <w:pPr>
@@ -7888,7 +7888,7 @@
         </w:tc>
         <w:tc>
           <w:tcPr>
-            <w:tcW w:w="1168" w:type="dxa"/>
+            <w:tcW w:w="1306" w:type="dxa"/>
           </w:tcPr>
           <w:p>
             <w:pPr>
@@ -7910,7 +7910,7 @@
         </w:trPr>
         <w:tc>
           <w:tcPr>
-            <w:tcW w:w="979" w:type="dxa"/>
+            <w:tcW w:w="1094" w:type="dxa"/>
           </w:tcPr>
           <w:p>
             <w:pPr>
@@ -7927,7 +7927,7 @@
         </w:tc>
         <w:tc>
           <w:tcPr>
-            <w:tcW w:w="2487" w:type="dxa"/>
+            <w:tcW w:w="2780" w:type="dxa"/>
           </w:tcPr>
           <w:p>
             <w:pPr>
@@ -7944,7 +7944,7 @@
         </w:tc>
         <w:tc>
           <w:tcPr>
-            <w:tcW w:w="2136" w:type="dxa"/>
+            <w:tcW w:w="2388" w:type="dxa"/>
           </w:tcPr>
           <w:p>
             <w:pPr>
@@ -7961,7 +7961,7 @@
         </w:tc>
         <w:tc>
           <w:tcPr>
-            <w:tcW w:w="1136" w:type="dxa"/>
+            <w:tcW w:w="1270" w:type="dxa"/>
           </w:tcPr>
           <w:p>
             <w:pPr>
@@ -7978,7 +7978,7 @@
         </w:tc>
         <w:tc>
           <w:tcPr>
-            <w:tcW w:w="1168" w:type="dxa"/>
+            <w:tcW w:w="1306" w:type="dxa"/>
           </w:tcPr>
           <w:p>
             <w:pPr>
@@ -8000,7 +8000,7 @@
         </w:trPr>
         <w:tc>
           <w:tcPr>
-            <w:tcW w:w="979" w:type="dxa"/>
+            <w:tcW w:w="1094" w:type="dxa"/>
           </w:tcPr>
           <w:p>
             <w:pPr>
@@ -8017,7 +8017,7 @@
         </w:tc>
         <w:tc>
           <w:tcPr>
-            <w:tcW w:w="2487" w:type="dxa"/>
+            <w:tcW w:w="2780" w:type="dxa"/>
           </w:tcPr>
           <w:p>
             <w:pPr>
@@ -8034,7 +8034,7 @@
         </w:tc>
         <w:tc>
           <w:tcPr>
-            <w:tcW w:w="2136" w:type="dxa"/>
+            <w:tcW w:w="2388" w:type="dxa"/>
           </w:tcPr>
           <w:p>
             <w:pPr>
@@ -8051,7 +8051,7 @@
         </w:tc>
         <w:tc>
           <w:tcPr>
-            <w:tcW w:w="1136" w:type="dxa"/>
+            <w:tcW w:w="1270" w:type="dxa"/>
           </w:tcPr>
           <w:p>
             <w:pPr>
@@ -8068,7 +8068,7 @@
         </w:tc>
         <w:tc>
           <w:tcPr>
-            <w:tcW w:w="1168" w:type="dxa"/>
+            <w:tcW w:w="1306" w:type="dxa"/>
           </w:tcPr>
           <w:p>
             <w:pPr>
@@ -8090,7 +8090,7 @@
         </w:trPr>
         <w:tc>
           <w:tcPr>
-            <w:tcW w:w="979" w:type="dxa"/>
+            <w:tcW w:w="1094" w:type="dxa"/>
           </w:tcPr>
           <w:p>
             <w:pPr>
@@ -8107,7 +8107,7 @@
         </w:tc>
         <w:tc>
           <w:tcPr>
-            <w:tcW w:w="2487" w:type="dxa"/>
+            <w:tcW w:w="2780" w:type="dxa"/>
           </w:tcPr>
           <w:p>
             <w:pPr>
@@ -8124,7 +8124,7 @@
         </w:tc>
         <w:tc>
           <w:tcPr>
-            <w:tcW w:w="2136" w:type="dxa"/>
+            <w:tcW w:w="2388" w:type="dxa"/>
           </w:tcPr>
           <w:p>
             <w:pPr>
@@ -8141,7 +8141,7 @@
         </w:tc>
         <w:tc>
           <w:tcPr>
-            <w:tcW w:w="1136" w:type="dxa"/>
+            <w:tcW w:w="1270" w:type="dxa"/>
           </w:tcPr>
           <w:p>
             <w:pPr>
@@ -8158,7 +8158,7 @@
         </w:tc>
         <w:tc>
           <w:tcPr>
-            <w:tcW w:w="1168" w:type="dxa"/>
+            <w:tcW w:w="1306" w:type="dxa"/>
           </w:tcPr>
           <w:p>
             <w:pPr>
@@ -8201,8 +8201,8 @@
         </w:tblBorders>
       </w:tblPr>
       <w:tblGrid>
-        <w:gridCol w:w="2567"/>
-        <w:gridCol w:w="5348"/>
+        <w:gridCol w:w="2866"/>
+        <w:gridCol w:w="5972"/>
       </w:tblGrid>
       <w:tr>
         <w:trPr>
@@ -8211,7 +8211,7 @@
         </w:trPr>
         <w:tc>
           <w:tcPr>
-            <w:tcW w:w="2567" w:type="dxa"/>
+            <w:tcW w:w="2866" w:type="dxa"/>
             <w:shd w:val="clear" w:color="auto" w:fill="D9E2F3"/>
           </w:tcPr>
           <w:p>
@@ -8230,7 +8230,7 @@
         </w:tc>
         <w:tc>
           <w:tcPr>
-            <w:tcW w:w="5348" w:type="dxa"/>
+            <w:tcW w:w="5972" w:type="dxa"/>
             <w:shd w:val="clear" w:color="auto" w:fill="D9E2F3"/>
           </w:tcPr>
           <w:p>
@@ -8254,7 +8254,7 @@
         </w:trPr>
         <w:tc>
           <w:tcPr>
-            <w:tcW w:w="2567" w:type="dxa"/>
+            <w:tcW w:w="2866" w:type="dxa"/>
           </w:tcPr>
           <w:p>
             <w:pPr>
@@ -8271,7 +8271,7 @@
         </w:tc>
         <w:tc>
           <w:tcPr>
-            <w:tcW w:w="5348" w:type="dxa"/>
+            <w:tcW w:w="5972" w:type="dxa"/>
           </w:tcPr>
           <w:p>
             <w:pPr>
@@ -8293,7 +8293,7 @@
         </w:trPr>
         <w:tc>
           <w:tcPr>
-            <w:tcW w:w="2567" w:type="dxa"/>
+            <w:tcW w:w="2866" w:type="dxa"/>
           </w:tcPr>
           <w:p>
             <w:pPr>
@@ -8310,7 +8310,7 @@
         </w:tc>
         <w:tc>
           <w:tcPr>
-            <w:tcW w:w="5348" w:type="dxa"/>
+            <w:tcW w:w="5972" w:type="dxa"/>
           </w:tcPr>
           <w:p>
             <w:pPr>
@@ -8332,7 +8332,7 @@
         </w:trPr>
         <w:tc>
           <w:tcPr>
-            <w:tcW w:w="2567" w:type="dxa"/>
+            <w:tcW w:w="2866" w:type="dxa"/>
           </w:tcPr>
           <w:p>
             <w:pPr>
@@ -8349,7 +8349,7 @@
         </w:tc>
         <w:tc>
           <w:tcPr>
-            <w:tcW w:w="5348" w:type="dxa"/>
+            <w:tcW w:w="5972" w:type="dxa"/>
           </w:tcPr>
           <w:p>
             <w:pPr>
@@ -8371,7 +8371,7 @@
         </w:trPr>
         <w:tc>
           <w:tcPr>
-            <w:tcW w:w="2567" w:type="dxa"/>
+            <w:tcW w:w="2866" w:type="dxa"/>
           </w:tcPr>
           <w:p>
             <w:pPr>
@@ -8388,7 +8388,7 @@
         </w:tc>
         <w:tc>
           <w:tcPr>
-            <w:tcW w:w="5348" w:type="dxa"/>
+            <w:tcW w:w="5972" w:type="dxa"/>
           </w:tcPr>
           <w:p>
             <w:pPr>
@@ -8410,7 +8410,7 @@
         </w:trPr>
         <w:tc>
           <w:tcPr>
-            <w:tcW w:w="2567" w:type="dxa"/>
+            <w:tcW w:w="2866" w:type="dxa"/>
           </w:tcPr>
           <w:p>
             <w:pPr>
@@ -8427,7 +8427,7 @@
         </w:tc>
         <w:tc>
           <w:tcPr>
-            <w:tcW w:w="5348" w:type="dxa"/>
+            <w:tcW w:w="5972" w:type="dxa"/>
           </w:tcPr>
           <w:p>
             <w:pPr>
@@ -8449,7 +8449,7 @@
         </w:trPr>
         <w:tc>
           <w:tcPr>
-            <w:tcW w:w="2567" w:type="dxa"/>
+            <w:tcW w:w="2866" w:type="dxa"/>
           </w:tcPr>
           <w:p>
             <w:pPr>
@@ -8466,7 +8466,7 @@
         </w:tc>
         <w:tc>
           <w:tcPr>
-            <w:tcW w:w="5348" w:type="dxa"/>
+            <w:tcW w:w="5972" w:type="dxa"/>
           </w:tcPr>
           <w:p>
             <w:pPr>
